--- a/public/documentos/GOB-06-registro-de-incidentes.docx
+++ b/public/documentos/GOB-06-registro-de-incidentes.docx
@@ -18,7 +18,7 @@
           <w:left w:w="10" w:type="dxa"/>
           <w:right w:w="10" w:type="dxa"/>
         </w:tblCellMar>
-        <w:tblLook w:val="04A0" w:firstRow="1" w:lastRow="0" w:firstColumn="1" w:lastColumn="0" w:noHBand="0" w:noVBand="1"/>
+        <w:tblLook w:val="0000" w:firstRow="0" w:lastRow="0" w:firstColumn="0" w:lastColumn="0" w:noHBand="0" w:noVBand="0"/>
       </w:tblPr>
       <w:tblGrid>
         <w:gridCol w:w="1757"/>
@@ -52,7 +52,7 @@
                 <w:noProof/>
               </w:rPr>
               <w:drawing>
-                <wp:inline distT="0" distB="0" distL="0" distR="0" wp14:anchorId="70ECDF12" wp14:editId="4A36A9FA">
+                <wp:inline distT="0" distB="0" distL="0" distR="0" wp14:anchorId="1E1DCA06" wp14:editId="77DC1D5F">
                   <wp:extent cx="990600" cy="990600"/>
                   <wp:effectExtent l="0" t="0" r="0" b="0"/>
                   <wp:docPr id="1" name="Imagen 1"/>
@@ -171,10 +171,10 @@
                 <w:noProof/>
               </w:rPr>
               <w:drawing>
-                <wp:inline distT="0" distB="0" distL="0" distR="0" wp14:anchorId="2E23C027" wp14:editId="2C8F53F6">
+                <wp:inline distT="0" distB="0" distL="0" distR="0" wp14:anchorId="525FB381" wp14:editId="3C764E94">
                   <wp:extent cx="800100" cy="800100"/>
                   <wp:effectExtent l="0" t="0" r="0" b="0"/>
-                  <wp:docPr id="1623182809" name="Imagen 1623182809"/>
+                  <wp:docPr id="999529137" name="Imagen 999529137"/>
                   <wp:cNvGraphicFramePr>
                     <a:graphicFrameLocks xmlns:a="http://schemas.openxmlformats.org/drawingml/2006/main" noChangeAspect="1"/>
                   </wp:cNvGraphicFramePr>
@@ -308,7 +308,7 @@
           <w:left w:w="10" w:type="dxa"/>
           <w:right w:w="10" w:type="dxa"/>
         </w:tblCellMar>
-        <w:tblLook w:val="04A0" w:firstRow="1" w:lastRow="0" w:firstColumn="1" w:lastColumn="0" w:noHBand="0" w:noVBand="1"/>
+        <w:tblLook w:val="0000" w:firstRow="0" w:lastRow="0" w:firstColumn="0" w:lastColumn="0" w:noHBand="0" w:noVBand="0"/>
       </w:tblPr>
       <w:tblGrid>
         <w:gridCol w:w="2636"/>
@@ -786,7 +786,7 @@
           <w:left w:w="10" w:type="dxa"/>
           <w:right w:w="10" w:type="dxa"/>
         </w:tblCellMar>
-        <w:tblLook w:val="04A0" w:firstRow="1" w:lastRow="0" w:firstColumn="1" w:lastColumn="0" w:noHBand="0" w:noVBand="1"/>
+        <w:tblLook w:val="0000" w:firstRow="0" w:lastRow="0" w:firstColumn="0" w:lastColumn="0" w:noHBand="0" w:noVBand="0"/>
       </w:tblPr>
       <w:tblGrid>
         <w:gridCol w:w="4042"/>
@@ -1399,7 +1399,7 @@
           <w:left w:w="10" w:type="dxa"/>
           <w:right w:w="10" w:type="dxa"/>
         </w:tblCellMar>
-        <w:tblLook w:val="04A0" w:firstRow="1" w:lastRow="0" w:firstColumn="1" w:lastColumn="0" w:noHBand="0" w:noVBand="1"/>
+        <w:tblLook w:val="0000" w:firstRow="0" w:lastRow="0" w:firstColumn="0" w:lastColumn="0" w:noHBand="0" w:noVBand="0"/>
       </w:tblPr>
       <w:tblGrid>
         <w:gridCol w:w="2636"/>
@@ -1817,7 +1817,7 @@
           <w:left w:w="10" w:type="dxa"/>
           <w:right w:w="10" w:type="dxa"/>
         </w:tblCellMar>
-        <w:tblLook w:val="04A0" w:firstRow="1" w:lastRow="0" w:firstColumn="1" w:lastColumn="0" w:noHBand="0" w:noVBand="1"/>
+        <w:tblLook w:val="0000" w:firstRow="0" w:lastRow="0" w:firstColumn="0" w:lastColumn="0" w:noHBand="0" w:noVBand="0"/>
       </w:tblPr>
       <w:tblGrid>
         <w:gridCol w:w="1054"/>
@@ -2158,7 +2158,7 @@
           <w:left w:w="10" w:type="dxa"/>
           <w:right w:w="10" w:type="dxa"/>
         </w:tblCellMar>
-        <w:tblLook w:val="04A0" w:firstRow="1" w:lastRow="0" w:firstColumn="1" w:lastColumn="0" w:noHBand="0" w:noVBand="1"/>
+        <w:tblLook w:val="0000" w:firstRow="0" w:lastRow="0" w:firstColumn="0" w:lastColumn="0" w:noHBand="0" w:noVBand="0"/>
       </w:tblPr>
       <w:tblGrid>
         <w:gridCol w:w="2636"/>
@@ -2498,7 +2498,7 @@
           <w:left w:w="10" w:type="dxa"/>
           <w:right w:w="10" w:type="dxa"/>
         </w:tblCellMar>
-        <w:tblLook w:val="04A0" w:firstRow="1" w:lastRow="0" w:firstColumn="1" w:lastColumn="0" w:noHBand="0" w:noVBand="1"/>
+        <w:tblLook w:val="0000" w:firstRow="0" w:lastRow="0" w:firstColumn="0" w:lastColumn="0" w:noHBand="0" w:noVBand="0"/>
       </w:tblPr>
       <w:tblGrid>
         <w:gridCol w:w="8787"/>
@@ -2585,7 +2585,7 @@
     <w:sdt>
       <w:sdtPr>
         <w:alias w:val="Contenido"/>
-        <w:id w:val="-79989622"/>
+        <w:id w:val="-1035499765"/>
       </w:sdtPr>
       <w:sdtEndPr/>
       <w:sdtContent>
@@ -2611,7 +2611,7 @@
           <w:r>
             <w:fldChar w:fldCharType="separate"/>
           </w:r>
-          <w:hyperlink w:anchor="_Toc242536647" w:history="1">
+          <w:hyperlink w:anchor="_Toc242538645" w:history="1">
             <w:r>
               <w:rPr>
                 <w:rStyle w:val="Hipervnculo"/>
@@ -2635,7 +2635,7 @@
               <w:rPr>
                 <w:noProof/>
               </w:rPr>
-              <w:instrText xml:space="preserve"> PAGEREF _Toc242536647 \h </w:instrText>
+              <w:instrText xml:space="preserve"> PAGEREF _Toc242538645 \h </w:instrText>
             </w:r>
             <w:r>
               <w:rPr>
@@ -2675,7 +2675,7 @@
               <w14:ligatures w14:val="standardContextual"/>
             </w:rPr>
           </w:pPr>
-          <w:hyperlink w:anchor="_Toc242536648" w:history="1">
+          <w:hyperlink w:anchor="_Toc242538646" w:history="1">
             <w:r>
               <w:rPr>
                 <w:rStyle w:val="Hipervnculo"/>
@@ -2699,7 +2699,7 @@
               <w:rPr>
                 <w:noProof/>
               </w:rPr>
-              <w:instrText xml:space="preserve"> PAGEREF _Toc242536648 \h </w:instrText>
+              <w:instrText xml:space="preserve"> PAGEREF _Toc242538646 \h </w:instrText>
             </w:r>
             <w:r>
               <w:rPr>
@@ -2739,7 +2739,7 @@
               <w14:ligatures w14:val="standardContextual"/>
             </w:rPr>
           </w:pPr>
-          <w:hyperlink w:anchor="_Toc242536649" w:history="1">
+          <w:hyperlink w:anchor="_Toc242538647" w:history="1">
             <w:r>
               <w:rPr>
                 <w:rStyle w:val="Hipervnculo"/>
@@ -2763,7 +2763,7 @@
               <w:rPr>
                 <w:noProof/>
               </w:rPr>
-              <w:instrText xml:space="preserve"> PAGEREF _Toc242536649 \h </w:instrText>
+              <w:instrText xml:space="preserve"> PAGEREF _Toc242538647 \h </w:instrText>
             </w:r>
             <w:r>
               <w:rPr>
@@ -2813,7 +2813,7 @@
       <w:pPr>
         <w:pStyle w:val="Ttulo1"/>
       </w:pPr>
-      <w:bookmarkStart w:id="0" w:name="_Toc242536647"/>
+      <w:bookmarkStart w:id="0" w:name="_Toc242538645"/>
       <w:r>
         <w:lastRenderedPageBreak/>
         <w:t>1. Uso del registro</w:t>
@@ -2842,7 +2842,7 @@
       <w:pPr>
         <w:pStyle w:val="Ttulo1"/>
       </w:pPr>
-      <w:bookmarkStart w:id="1" w:name="_Toc242536648"/>
+      <w:bookmarkStart w:id="1" w:name="_Toc242538646"/>
       <w:r>
         <w:t>2. Incidentes registrados</w:t>
       </w:r>
@@ -2890,7 +2890,7 @@
           <w:left w:w="10" w:type="dxa"/>
           <w:right w:w="10" w:type="dxa"/>
         </w:tblCellMar>
-        <w:tblLook w:val="04A0" w:firstRow="1" w:lastRow="0" w:firstColumn="1" w:lastColumn="0" w:noHBand="0" w:noVBand="1"/>
+        <w:tblLook w:val="0000" w:firstRow="0" w:lastRow="0" w:firstColumn="0" w:lastColumn="0" w:noHBand="0" w:noVBand="0"/>
       </w:tblPr>
       <w:tblGrid>
         <w:gridCol w:w="728"/>
@@ -6640,7 +6640,7 @@
       <w:pPr>
         <w:pStyle w:val="Ttulo1"/>
       </w:pPr>
-      <w:bookmarkStart w:id="2" w:name="_Toc242536649"/>
+      <w:bookmarkStart w:id="2" w:name="_Toc242538647"/>
       <w:r>
         <w:t>3. Resumen</w:t>
       </w:r>
@@ -6688,7 +6688,7 @@
           <w:left w:w="10" w:type="dxa"/>
           <w:right w:w="10" w:type="dxa"/>
         </w:tblCellMar>
-        <w:tblLook w:val="04A0" w:firstRow="1" w:lastRow="0" w:firstColumn="1" w:lastColumn="0" w:noHBand="0" w:noVBand="1"/>
+        <w:tblLook w:val="0000" w:firstRow="0" w:lastRow="0" w:firstColumn="0" w:lastColumn="0" w:noHBand="0" w:noVBand="0"/>
       </w:tblPr>
       <w:tblGrid>
         <w:gridCol w:w="4371"/>
@@ -7821,10 +7821,118 @@
 <file path=word/numbering.xml><?xml version="1.0" encoding="utf-8"?>
 <w:numbering xmlns:wpc="http://schemas.microsoft.com/office/word/2010/wordprocessingCanvas" xmlns:cx="http://schemas.microsoft.com/office/drawing/2014/chartex" xmlns:cx1="http://schemas.microsoft.com/office/drawing/2015/9/8/chartex" xmlns:cx2="http://schemas.microsoft.com/office/drawing/2015/10/21/chartex" xmlns:cx3="http://schemas.microsoft.com/office/drawing/2016/5/9/chartex" xmlns:cx4="http://schemas.microsoft.com/office/drawing/2016/5/10/chartex" xmlns:cx5="http://schemas.microsoft.com/office/drawing/2016/5/11/chartex" xmlns:cx6="http://schemas.microsoft.com/office/drawing/2016/5/12/chartex" xmlns:cx7="http://schemas.microsoft.com/office/drawing/2016/5/13/chartex" xmlns:cx8="http://schemas.microsoft.com/office/drawing/2016/5/14/chartex" xmlns:mc="http://schemas.openxmlformats.org/markup-compatibility/2006" xmlns:aink="http://schemas.microsoft.com/office/drawing/2016/ink" xmlns:am3d="http://schemas.microsoft.com/office/drawing/2017/model3d" xmlns:o="urn:schemas-microsoft-com:office:office" xmlns:oel="http://schemas.microsoft.com/office/2019/extlst" xmlns:r="http://schemas.openxmlformats.org/officeDocument/2006/relationships" xmlns:m="http://schemas.openxmlformats.org/officeDocument/2006/math" xmlns:v="urn:schemas-microsoft-com:vml" xmlns:wp14="http://schemas.microsoft.com/office/word/2010/wordprocessingDrawing" xmlns:wp="http://schemas.openxmlformats.org/drawingml/2006/wordprocessingDrawing" xmlns:w10="urn:schemas-microsoft-com:office:word" xmlns:w="http://schemas.openxmlformats.org/wordprocessingml/2006/main" xmlns:w14="http://schemas.microsoft.com/office/word/2010/wordml" xmlns:w15="http://schemas.microsoft.com/office/word/2012/wordml" xmlns:w16cex="http://schemas.microsoft.com/office/word/2018/wordml/cex" xmlns:w16cid="http://schemas.microsoft.com/office/word/2016/wordml/cid" xmlns:w16="http://schemas.microsoft.com/office/word/2018/wordml" xmlns:w16du="http://schemas.microsoft.com/office/word/2023/wordml/word16du" xmlns:w16sdtdh="http://schemas.microsoft.com/office/word/2020/wordml/sdtdatahash" xmlns:w16sdtfl="http://schemas.microsoft.com/office/word/2024/wordml/sdtformatlock" xmlns:w16se="http://schemas.microsoft.com/office/word/2015/wordml/symex" xmlns:wpg="http://schemas.microsoft.com/office/word/2010/wordprocessingGroup" xmlns:wpi="http://schemas.microsoft.com/office/word/2010/wordprocessingInk" xmlns:wne="http://schemas.microsoft.com/office/word/2006/wordml" xmlns:wps="http://schemas.microsoft.com/office/word/2010/wordprocessingShape" mc:Ignorable="w14 w15 w16se w16cid w16 w16cex w16sdtdh w16sdtfl w16du wp14">
   <w:abstractNum w:abstractNumId="0" w15:restartNumberingAfterBreak="0">
-    <w:nsid w:val="46AE449D"/>
+    <w:nsid w:val="023725DA"/>
     <w:multiLevelType w:val="hybridMultilevel"/>
-    <w:tmpl w:val="FCC25C3C"/>
-    <w:lvl w:ilvl="0" w:tplc="F0048FA2">
+    <w:tmpl w:val="A9EEA9B2"/>
+    <w:lvl w:ilvl="0" w:tplc="9A72842A">
+      <w:start w:val="1"/>
+      <w:numFmt w:val="decimal"/>
+      <w:lvlText w:val="%1."/>
+      <w:lvlJc w:val="left"/>
+      <w:pPr>
+        <w:ind w:left="560" w:hanging="340"/>
+      </w:pPr>
+    </w:lvl>
+    <w:lvl w:ilvl="1" w:tplc="AA4CBB52">
+      <w:numFmt w:val="decimal"/>
+      <w:lvlText w:val=""/>
+      <w:lvlJc w:val="left"/>
+    </w:lvl>
+    <w:lvl w:ilvl="2" w:tplc="A7DE8D58">
+      <w:numFmt w:val="decimal"/>
+      <w:lvlText w:val=""/>
+      <w:lvlJc w:val="left"/>
+    </w:lvl>
+    <w:lvl w:ilvl="3" w:tplc="E9C025F2">
+      <w:numFmt w:val="decimal"/>
+      <w:lvlText w:val=""/>
+      <w:lvlJc w:val="left"/>
+    </w:lvl>
+    <w:lvl w:ilvl="4" w:tplc="343EBD94">
+      <w:numFmt w:val="decimal"/>
+      <w:lvlText w:val=""/>
+      <w:lvlJc w:val="left"/>
+    </w:lvl>
+    <w:lvl w:ilvl="5" w:tplc="88326B58">
+      <w:numFmt w:val="decimal"/>
+      <w:lvlText w:val=""/>
+      <w:lvlJc w:val="left"/>
+    </w:lvl>
+    <w:lvl w:ilvl="6" w:tplc="8048C3DC">
+      <w:numFmt w:val="decimal"/>
+      <w:lvlText w:val=""/>
+      <w:lvlJc w:val="left"/>
+    </w:lvl>
+    <w:lvl w:ilvl="7" w:tplc="538C8C6C">
+      <w:numFmt w:val="decimal"/>
+      <w:lvlText w:val=""/>
+      <w:lvlJc w:val="left"/>
+    </w:lvl>
+    <w:lvl w:ilvl="8" w:tplc="B0DA5176">
+      <w:numFmt w:val="decimal"/>
+      <w:lvlText w:val=""/>
+      <w:lvlJc w:val="left"/>
+    </w:lvl>
+  </w:abstractNum>
+  <w:abstractNum w:abstractNumId="1" w15:restartNumberingAfterBreak="0">
+    <w:nsid w:val="149D7EF9"/>
+    <w:multiLevelType w:val="hybridMultilevel"/>
+    <w:tmpl w:val="B052DDCA"/>
+    <w:lvl w:ilvl="0" w:tplc="313421B0">
+      <w:start w:val="1"/>
+      <w:numFmt w:val="bullet"/>
+      <w:lvlText w:val="•"/>
+      <w:lvlJc w:val="left"/>
+      <w:pPr>
+        <w:ind w:left="560" w:hanging="280"/>
+      </w:pPr>
+    </w:lvl>
+    <w:lvl w:ilvl="1" w:tplc="D87233CC">
+      <w:numFmt w:val="decimal"/>
+      <w:lvlText w:val=""/>
+      <w:lvlJc w:val="left"/>
+    </w:lvl>
+    <w:lvl w:ilvl="2" w:tplc="9998C6E0">
+      <w:numFmt w:val="decimal"/>
+      <w:lvlText w:val=""/>
+      <w:lvlJc w:val="left"/>
+    </w:lvl>
+    <w:lvl w:ilvl="3" w:tplc="26F4A15E">
+      <w:numFmt w:val="decimal"/>
+      <w:lvlText w:val=""/>
+      <w:lvlJc w:val="left"/>
+    </w:lvl>
+    <w:lvl w:ilvl="4" w:tplc="28E678FE">
+      <w:numFmt w:val="decimal"/>
+      <w:lvlText w:val=""/>
+      <w:lvlJc w:val="left"/>
+    </w:lvl>
+    <w:lvl w:ilvl="5" w:tplc="03C4E924">
+      <w:numFmt w:val="decimal"/>
+      <w:lvlText w:val=""/>
+      <w:lvlJc w:val="left"/>
+    </w:lvl>
+    <w:lvl w:ilvl="6" w:tplc="96EA3534">
+      <w:numFmt w:val="decimal"/>
+      <w:lvlText w:val=""/>
+      <w:lvlJc w:val="left"/>
+    </w:lvl>
+    <w:lvl w:ilvl="7" w:tplc="6310CF5E">
+      <w:numFmt w:val="decimal"/>
+      <w:lvlText w:val=""/>
+      <w:lvlJc w:val="left"/>
+    </w:lvl>
+    <w:lvl w:ilvl="8" w:tplc="DE5AA356">
+      <w:numFmt w:val="decimal"/>
+      <w:lvlText w:val=""/>
+      <w:lvlJc w:val="left"/>
+    </w:lvl>
+  </w:abstractNum>
+  <w:abstractNum w:abstractNumId="2" w15:restartNumberingAfterBreak="0">
+    <w:nsid w:val="4E8F77A6"/>
+    <w:multiLevelType w:val="hybridMultilevel"/>
+    <w:tmpl w:val="DF3EE3F8"/>
+    <w:lvl w:ilvl="0" w:tplc="357E8094">
       <w:start w:val="1"/>
       <w:numFmt w:val="bullet"/>
       <w:lvlText w:val="●"/>
@@ -7833,7 +7941,7 @@
         <w:ind w:left="720" w:hanging="360"/>
       </w:pPr>
     </w:lvl>
-    <w:lvl w:ilvl="1" w:tplc="BFB649B2">
+    <w:lvl w:ilvl="1" w:tplc="539A9E64">
       <w:start w:val="1"/>
       <w:numFmt w:val="bullet"/>
       <w:lvlText w:val="○"/>
@@ -7842,7 +7950,7 @@
         <w:ind w:left="1440" w:hanging="360"/>
       </w:pPr>
     </w:lvl>
-    <w:lvl w:ilvl="2" w:tplc="B6E29B22">
+    <w:lvl w:ilvl="2" w:tplc="E7A69376">
       <w:start w:val="1"/>
       <w:numFmt w:val="bullet"/>
       <w:lvlText w:val="■"/>
@@ -7851,7 +7959,7 @@
         <w:ind w:left="2160" w:hanging="360"/>
       </w:pPr>
     </w:lvl>
-    <w:lvl w:ilvl="3" w:tplc="04DA6DC0">
+    <w:lvl w:ilvl="3" w:tplc="A11ACF70">
       <w:start w:val="1"/>
       <w:numFmt w:val="bullet"/>
       <w:lvlText w:val="●"/>
@@ -7860,7 +7968,7 @@
         <w:ind w:left="2880" w:hanging="360"/>
       </w:pPr>
     </w:lvl>
-    <w:lvl w:ilvl="4" w:tplc="BC56B0D8">
+    <w:lvl w:ilvl="4" w:tplc="8E62E054">
       <w:start w:val="1"/>
       <w:numFmt w:val="bullet"/>
       <w:lvlText w:val="○"/>
@@ -7869,7 +7977,7 @@
         <w:ind w:left="3600" w:hanging="360"/>
       </w:pPr>
     </w:lvl>
-    <w:lvl w:ilvl="5" w:tplc="FD4E5F84">
+    <w:lvl w:ilvl="5" w:tplc="A790E0FE">
       <w:start w:val="1"/>
       <w:numFmt w:val="bullet"/>
       <w:lvlText w:val="■"/>
@@ -7878,7 +7986,7 @@
         <w:ind w:left="4320" w:hanging="360"/>
       </w:pPr>
     </w:lvl>
-    <w:lvl w:ilvl="6" w:tplc="A4BC304E">
+    <w:lvl w:ilvl="6" w:tplc="29285082">
       <w:start w:val="1"/>
       <w:numFmt w:val="bullet"/>
       <w:lvlText w:val="●"/>
@@ -7887,7 +7995,7 @@
         <w:ind w:left="5040" w:hanging="360"/>
       </w:pPr>
     </w:lvl>
-    <w:lvl w:ilvl="7" w:tplc="9E84A096">
+    <w:lvl w:ilvl="7" w:tplc="01F4384C">
       <w:start w:val="1"/>
       <w:numFmt w:val="bullet"/>
       <w:lvlText w:val="●"/>
@@ -7896,7 +8004,7 @@
         <w:ind w:left="5760" w:hanging="360"/>
       </w:pPr>
     </w:lvl>
-    <w:lvl w:ilvl="8" w:tplc="2E0E5B62">
+    <w:lvl w:ilvl="8" w:tplc="3252C21C">
       <w:start w:val="1"/>
       <w:numFmt w:val="bullet"/>
       <w:lvlText w:val="●"/>
@@ -7906,116 +8014,8 @@
       </w:pPr>
     </w:lvl>
   </w:abstractNum>
-  <w:abstractNum w:abstractNumId="1" w15:restartNumberingAfterBreak="0">
-    <w:nsid w:val="75D6634A"/>
-    <w:multiLevelType w:val="hybridMultilevel"/>
-    <w:tmpl w:val="8DD217FA"/>
-    <w:lvl w:ilvl="0" w:tplc="19B48774">
-      <w:start w:val="1"/>
-      <w:numFmt w:val="bullet"/>
-      <w:lvlText w:val="•"/>
-      <w:lvlJc w:val="left"/>
-      <w:pPr>
-        <w:ind w:left="560" w:hanging="280"/>
-      </w:pPr>
-    </w:lvl>
-    <w:lvl w:ilvl="1" w:tplc="15A263AA">
-      <w:numFmt w:val="decimal"/>
-      <w:lvlText w:val=""/>
-      <w:lvlJc w:val="left"/>
-    </w:lvl>
-    <w:lvl w:ilvl="2" w:tplc="CED6A692">
-      <w:numFmt w:val="decimal"/>
-      <w:lvlText w:val=""/>
-      <w:lvlJc w:val="left"/>
-    </w:lvl>
-    <w:lvl w:ilvl="3" w:tplc="A7CE270E">
-      <w:numFmt w:val="decimal"/>
-      <w:lvlText w:val=""/>
-      <w:lvlJc w:val="left"/>
-    </w:lvl>
-    <w:lvl w:ilvl="4" w:tplc="96F6EBDC">
-      <w:numFmt w:val="decimal"/>
-      <w:lvlText w:val=""/>
-      <w:lvlJc w:val="left"/>
-    </w:lvl>
-    <w:lvl w:ilvl="5" w:tplc="FF38BC42">
-      <w:numFmt w:val="decimal"/>
-      <w:lvlText w:val=""/>
-      <w:lvlJc w:val="left"/>
-    </w:lvl>
-    <w:lvl w:ilvl="6" w:tplc="D07803F8">
-      <w:numFmt w:val="decimal"/>
-      <w:lvlText w:val=""/>
-      <w:lvlJc w:val="left"/>
-    </w:lvl>
-    <w:lvl w:ilvl="7" w:tplc="788E693A">
-      <w:numFmt w:val="decimal"/>
-      <w:lvlText w:val=""/>
-      <w:lvlJc w:val="left"/>
-    </w:lvl>
-    <w:lvl w:ilvl="8" w:tplc="3ED6EA3A">
-      <w:numFmt w:val="decimal"/>
-      <w:lvlText w:val=""/>
-      <w:lvlJc w:val="left"/>
-    </w:lvl>
-  </w:abstractNum>
-  <w:abstractNum w:abstractNumId="2" w15:restartNumberingAfterBreak="0">
-    <w:nsid w:val="7EA374BD"/>
-    <w:multiLevelType w:val="hybridMultilevel"/>
-    <w:tmpl w:val="7E7E4FEA"/>
-    <w:lvl w:ilvl="0" w:tplc="3CE0E0BE">
-      <w:start w:val="1"/>
-      <w:numFmt w:val="decimal"/>
-      <w:lvlText w:val="%1."/>
-      <w:lvlJc w:val="left"/>
-      <w:pPr>
-        <w:ind w:left="560" w:hanging="340"/>
-      </w:pPr>
-    </w:lvl>
-    <w:lvl w:ilvl="1" w:tplc="7A0A5D32">
-      <w:numFmt w:val="decimal"/>
-      <w:lvlText w:val=""/>
-      <w:lvlJc w:val="left"/>
-    </w:lvl>
-    <w:lvl w:ilvl="2" w:tplc="CF581418">
-      <w:numFmt w:val="decimal"/>
-      <w:lvlText w:val=""/>
-      <w:lvlJc w:val="left"/>
-    </w:lvl>
-    <w:lvl w:ilvl="3" w:tplc="45BA4AAE">
-      <w:numFmt w:val="decimal"/>
-      <w:lvlText w:val=""/>
-      <w:lvlJc w:val="left"/>
-    </w:lvl>
-    <w:lvl w:ilvl="4" w:tplc="7F1CBA7A">
-      <w:numFmt w:val="decimal"/>
-      <w:lvlText w:val=""/>
-      <w:lvlJc w:val="left"/>
-    </w:lvl>
-    <w:lvl w:ilvl="5" w:tplc="68A87144">
-      <w:numFmt w:val="decimal"/>
-      <w:lvlText w:val=""/>
-      <w:lvlJc w:val="left"/>
-    </w:lvl>
-    <w:lvl w:ilvl="6" w:tplc="C1FA1DE0">
-      <w:numFmt w:val="decimal"/>
-      <w:lvlText w:val=""/>
-      <w:lvlJc w:val="left"/>
-    </w:lvl>
-    <w:lvl w:ilvl="7" w:tplc="79E859A4">
-      <w:numFmt w:val="decimal"/>
-      <w:lvlText w:val=""/>
-      <w:lvlJc w:val="left"/>
-    </w:lvl>
-    <w:lvl w:ilvl="8" w:tplc="76762C84">
-      <w:numFmt w:val="decimal"/>
-      <w:lvlText w:val=""/>
-      <w:lvlJc w:val="left"/>
-    </w:lvl>
-  </w:abstractNum>
-  <w:num w:numId="1" w16cid:durableId="1637642864">
-    <w:abstractNumId w:val="0"/>
+  <w:num w:numId="1" w16cid:durableId="707145413">
+    <w:abstractNumId w:val="2"/>
     <w:lvlOverride w:ilvl="0">
       <w:startOverride w:val="1"/>
     </w:lvlOverride>
@@ -8608,7 +8608,7 @@
     <w:autoRedefine/>
     <w:uiPriority w:val="39"/>
     <w:unhideWhenUsed/>
-    <w:rsid w:val="00CF1820"/>
+    <w:rsid w:val="00607E34"/>
     <w:pPr>
       <w:spacing w:after="100"/>
     </w:pPr>

--- a/public/documentos/GOB-06-registro-de-incidentes.docx
+++ b/public/documentos/GOB-06-registro-de-incidentes.docx
@@ -18,7 +18,7 @@
           <w:left w:w="10" w:type="dxa"/>
           <w:right w:w="10" w:type="dxa"/>
         </w:tblCellMar>
-        <w:tblLook w:val="0000" w:firstRow="0" w:lastRow="0" w:firstColumn="0" w:lastColumn="0" w:noHBand="0" w:noVBand="0"/>
+        <w:tblLook w:val="04A0" w:firstRow="1" w:lastRow="0" w:firstColumn="1" w:lastColumn="0" w:noHBand="0" w:noVBand="1"/>
       </w:tblPr>
       <w:tblGrid>
         <w:gridCol w:w="1757"/>
@@ -52,7 +52,7 @@
                 <w:noProof/>
               </w:rPr>
               <w:drawing>
-                <wp:inline distT="0" distB="0" distL="0" distR="0" wp14:anchorId="1E1DCA06" wp14:editId="77DC1D5F">
+                <wp:inline distT="0" distB="0" distL="0" distR="0" wp14:anchorId="080DE537" wp14:editId="181F26F4">
                   <wp:extent cx="990600" cy="990600"/>
                   <wp:effectExtent l="0" t="0" r="0" b="0"/>
                   <wp:docPr id="1" name="Imagen 1"/>
@@ -171,10 +171,10 @@
                 <w:noProof/>
               </w:rPr>
               <w:drawing>
-                <wp:inline distT="0" distB="0" distL="0" distR="0" wp14:anchorId="525FB381" wp14:editId="3C764E94">
+                <wp:inline distT="0" distB="0" distL="0" distR="0" wp14:anchorId="7E262C6A" wp14:editId="1982CD2E">
                   <wp:extent cx="800100" cy="800100"/>
                   <wp:effectExtent l="0" t="0" r="0" b="0"/>
-                  <wp:docPr id="999529137" name="Imagen 999529137"/>
+                  <wp:docPr id="1343814281" name="Imagen 1343814281"/>
                   <wp:cNvGraphicFramePr>
                     <a:graphicFrameLocks xmlns:a="http://schemas.openxmlformats.org/drawingml/2006/main" noChangeAspect="1"/>
                   </wp:cNvGraphicFramePr>
@@ -308,7 +308,7 @@
           <w:left w:w="10" w:type="dxa"/>
           <w:right w:w="10" w:type="dxa"/>
         </w:tblCellMar>
-        <w:tblLook w:val="0000" w:firstRow="0" w:lastRow="0" w:firstColumn="0" w:lastColumn="0" w:noHBand="0" w:noVBand="0"/>
+        <w:tblLook w:val="04A0" w:firstRow="1" w:lastRow="0" w:firstColumn="1" w:lastColumn="0" w:noHBand="0" w:noVBand="1"/>
       </w:tblPr>
       <w:tblGrid>
         <w:gridCol w:w="2636"/>
@@ -786,7 +786,7 @@
           <w:left w:w="10" w:type="dxa"/>
           <w:right w:w="10" w:type="dxa"/>
         </w:tblCellMar>
-        <w:tblLook w:val="0000" w:firstRow="0" w:lastRow="0" w:firstColumn="0" w:lastColumn="0" w:noHBand="0" w:noVBand="0"/>
+        <w:tblLook w:val="04A0" w:firstRow="1" w:lastRow="0" w:firstColumn="1" w:lastColumn="0" w:noHBand="0" w:noVBand="1"/>
       </w:tblPr>
       <w:tblGrid>
         <w:gridCol w:w="4042"/>
@@ -1399,7 +1399,7 @@
           <w:left w:w="10" w:type="dxa"/>
           <w:right w:w="10" w:type="dxa"/>
         </w:tblCellMar>
-        <w:tblLook w:val="0000" w:firstRow="0" w:lastRow="0" w:firstColumn="0" w:lastColumn="0" w:noHBand="0" w:noVBand="0"/>
+        <w:tblLook w:val="04A0" w:firstRow="1" w:lastRow="0" w:firstColumn="1" w:lastColumn="0" w:noHBand="0" w:noVBand="1"/>
       </w:tblPr>
       <w:tblGrid>
         <w:gridCol w:w="2636"/>
@@ -1817,7 +1817,7 @@
           <w:left w:w="10" w:type="dxa"/>
           <w:right w:w="10" w:type="dxa"/>
         </w:tblCellMar>
-        <w:tblLook w:val="0000" w:firstRow="0" w:lastRow="0" w:firstColumn="0" w:lastColumn="0" w:noHBand="0" w:noVBand="0"/>
+        <w:tblLook w:val="04A0" w:firstRow="1" w:lastRow="0" w:firstColumn="1" w:lastColumn="0" w:noHBand="0" w:noVBand="1"/>
       </w:tblPr>
       <w:tblGrid>
         <w:gridCol w:w="1054"/>
@@ -2158,7 +2158,7 @@
           <w:left w:w="10" w:type="dxa"/>
           <w:right w:w="10" w:type="dxa"/>
         </w:tblCellMar>
-        <w:tblLook w:val="0000" w:firstRow="0" w:lastRow="0" w:firstColumn="0" w:lastColumn="0" w:noHBand="0" w:noVBand="0"/>
+        <w:tblLook w:val="04A0" w:firstRow="1" w:lastRow="0" w:firstColumn="1" w:lastColumn="0" w:noHBand="0" w:noVBand="1"/>
       </w:tblPr>
       <w:tblGrid>
         <w:gridCol w:w="2636"/>
@@ -2498,7 +2498,7 @@
           <w:left w:w="10" w:type="dxa"/>
           <w:right w:w="10" w:type="dxa"/>
         </w:tblCellMar>
-        <w:tblLook w:val="0000" w:firstRow="0" w:lastRow="0" w:firstColumn="0" w:lastColumn="0" w:noHBand="0" w:noVBand="0"/>
+        <w:tblLook w:val="04A0" w:firstRow="1" w:lastRow="0" w:firstColumn="1" w:lastColumn="0" w:noHBand="0" w:noVBand="1"/>
       </w:tblPr>
       <w:tblGrid>
         <w:gridCol w:w="8787"/>
@@ -2585,7 +2585,7 @@
     <w:sdt>
       <w:sdtPr>
         <w:alias w:val="Contenido"/>
-        <w:id w:val="-1035499765"/>
+        <w:id w:val="-1786730098"/>
       </w:sdtPr>
       <w:sdtEndPr/>
       <w:sdtContent>
@@ -2611,7 +2611,7 @@
           <w:r>
             <w:fldChar w:fldCharType="separate"/>
           </w:r>
-          <w:hyperlink w:anchor="_Toc242538645" w:history="1">
+          <w:hyperlink w:anchor="_Toc242540219" w:history="1">
             <w:r>
               <w:rPr>
                 <w:rStyle w:val="Hipervnculo"/>
@@ -2635,7 +2635,7 @@
               <w:rPr>
                 <w:noProof/>
               </w:rPr>
-              <w:instrText xml:space="preserve"> PAGEREF _Toc242538645 \h </w:instrText>
+              <w:instrText xml:space="preserve"> PAGEREF _Toc242540219 \h </w:instrText>
             </w:r>
             <w:r>
               <w:rPr>
@@ -2675,7 +2675,7 @@
               <w14:ligatures w14:val="standardContextual"/>
             </w:rPr>
           </w:pPr>
-          <w:hyperlink w:anchor="_Toc242538646" w:history="1">
+          <w:hyperlink w:anchor="_Toc242540220" w:history="1">
             <w:r>
               <w:rPr>
                 <w:rStyle w:val="Hipervnculo"/>
@@ -2699,7 +2699,7 @@
               <w:rPr>
                 <w:noProof/>
               </w:rPr>
-              <w:instrText xml:space="preserve"> PAGEREF _Toc242538646 \h </w:instrText>
+              <w:instrText xml:space="preserve"> PAGEREF _Toc242540220 \h </w:instrText>
             </w:r>
             <w:r>
               <w:rPr>
@@ -2739,7 +2739,7 @@
               <w14:ligatures w14:val="standardContextual"/>
             </w:rPr>
           </w:pPr>
-          <w:hyperlink w:anchor="_Toc242538647" w:history="1">
+          <w:hyperlink w:anchor="_Toc242540221" w:history="1">
             <w:r>
               <w:rPr>
                 <w:rStyle w:val="Hipervnculo"/>
@@ -2763,7 +2763,7 @@
               <w:rPr>
                 <w:noProof/>
               </w:rPr>
-              <w:instrText xml:space="preserve"> PAGEREF _Toc242538647 \h </w:instrText>
+              <w:instrText xml:space="preserve"> PAGEREF _Toc242540221 \h </w:instrText>
             </w:r>
             <w:r>
               <w:rPr>
@@ -2813,7 +2813,7 @@
       <w:pPr>
         <w:pStyle w:val="Ttulo1"/>
       </w:pPr>
-      <w:bookmarkStart w:id="0" w:name="_Toc242538645"/>
+      <w:bookmarkStart w:id="0" w:name="_Toc242540219"/>
       <w:r>
         <w:lastRenderedPageBreak/>
         <w:t>1. Uso del registro</w:t>
@@ -2842,7 +2842,7 @@
       <w:pPr>
         <w:pStyle w:val="Ttulo1"/>
       </w:pPr>
-      <w:bookmarkStart w:id="1" w:name="_Toc242538646"/>
+      <w:bookmarkStart w:id="1" w:name="_Toc242540220"/>
       <w:r>
         <w:t>2. Incidentes registrados</w:t>
       </w:r>
@@ -2890,7 +2890,7 @@
           <w:left w:w="10" w:type="dxa"/>
           <w:right w:w="10" w:type="dxa"/>
         </w:tblCellMar>
-        <w:tblLook w:val="0000" w:firstRow="0" w:lastRow="0" w:firstColumn="0" w:lastColumn="0" w:noHBand="0" w:noVBand="0"/>
+        <w:tblLook w:val="04A0" w:firstRow="1" w:lastRow="0" w:firstColumn="1" w:lastColumn="0" w:noHBand="0" w:noVBand="1"/>
       </w:tblPr>
       <w:tblGrid>
         <w:gridCol w:w="728"/>
@@ -6640,7 +6640,7 @@
       <w:pPr>
         <w:pStyle w:val="Ttulo1"/>
       </w:pPr>
-      <w:bookmarkStart w:id="2" w:name="_Toc242538647"/>
+      <w:bookmarkStart w:id="2" w:name="_Toc242540221"/>
       <w:r>
         <w:t>3. Resumen</w:t>
       </w:r>
@@ -6688,7 +6688,7 @@
           <w:left w:w="10" w:type="dxa"/>
           <w:right w:w="10" w:type="dxa"/>
         </w:tblCellMar>
-        <w:tblLook w:val="0000" w:firstRow="0" w:lastRow="0" w:firstColumn="0" w:lastColumn="0" w:noHBand="0" w:noVBand="0"/>
+        <w:tblLook w:val="04A0" w:firstRow="1" w:lastRow="0" w:firstColumn="1" w:lastColumn="0" w:noHBand="0" w:noVBand="1"/>
       </w:tblPr>
       <w:tblGrid>
         <w:gridCol w:w="4371"/>
@@ -7821,118 +7821,10 @@
 <file path=word/numbering.xml><?xml version="1.0" encoding="utf-8"?>
 <w:numbering xmlns:wpc="http://schemas.microsoft.com/office/word/2010/wordprocessingCanvas" xmlns:cx="http://schemas.microsoft.com/office/drawing/2014/chartex" xmlns:cx1="http://schemas.microsoft.com/office/drawing/2015/9/8/chartex" xmlns:cx2="http://schemas.microsoft.com/office/drawing/2015/10/21/chartex" xmlns:cx3="http://schemas.microsoft.com/office/drawing/2016/5/9/chartex" xmlns:cx4="http://schemas.microsoft.com/office/drawing/2016/5/10/chartex" xmlns:cx5="http://schemas.microsoft.com/office/drawing/2016/5/11/chartex" xmlns:cx6="http://schemas.microsoft.com/office/drawing/2016/5/12/chartex" xmlns:cx7="http://schemas.microsoft.com/office/drawing/2016/5/13/chartex" xmlns:cx8="http://schemas.microsoft.com/office/drawing/2016/5/14/chartex" xmlns:mc="http://schemas.openxmlformats.org/markup-compatibility/2006" xmlns:aink="http://schemas.microsoft.com/office/drawing/2016/ink" xmlns:am3d="http://schemas.microsoft.com/office/drawing/2017/model3d" xmlns:o="urn:schemas-microsoft-com:office:office" xmlns:oel="http://schemas.microsoft.com/office/2019/extlst" xmlns:r="http://schemas.openxmlformats.org/officeDocument/2006/relationships" xmlns:m="http://schemas.openxmlformats.org/officeDocument/2006/math" xmlns:v="urn:schemas-microsoft-com:vml" xmlns:wp14="http://schemas.microsoft.com/office/word/2010/wordprocessingDrawing" xmlns:wp="http://schemas.openxmlformats.org/drawingml/2006/wordprocessingDrawing" xmlns:w10="urn:schemas-microsoft-com:office:word" xmlns:w="http://schemas.openxmlformats.org/wordprocessingml/2006/main" xmlns:w14="http://schemas.microsoft.com/office/word/2010/wordml" xmlns:w15="http://schemas.microsoft.com/office/word/2012/wordml" xmlns:w16cex="http://schemas.microsoft.com/office/word/2018/wordml/cex" xmlns:w16cid="http://schemas.microsoft.com/office/word/2016/wordml/cid" xmlns:w16="http://schemas.microsoft.com/office/word/2018/wordml" xmlns:w16du="http://schemas.microsoft.com/office/word/2023/wordml/word16du" xmlns:w16sdtdh="http://schemas.microsoft.com/office/word/2020/wordml/sdtdatahash" xmlns:w16sdtfl="http://schemas.microsoft.com/office/word/2024/wordml/sdtformatlock" xmlns:w16se="http://schemas.microsoft.com/office/word/2015/wordml/symex" xmlns:wpg="http://schemas.microsoft.com/office/word/2010/wordprocessingGroup" xmlns:wpi="http://schemas.microsoft.com/office/word/2010/wordprocessingInk" xmlns:wne="http://schemas.microsoft.com/office/word/2006/wordml" xmlns:wps="http://schemas.microsoft.com/office/word/2010/wordprocessingShape" mc:Ignorable="w14 w15 w16se w16cid w16 w16cex w16sdtdh w16sdtfl w16du wp14">
   <w:abstractNum w:abstractNumId="0" w15:restartNumberingAfterBreak="0">
-    <w:nsid w:val="023725DA"/>
+    <w:nsid w:val="0F1B34B2"/>
     <w:multiLevelType w:val="hybridMultilevel"/>
-    <w:tmpl w:val="A9EEA9B2"/>
-    <w:lvl w:ilvl="0" w:tplc="9A72842A">
-      <w:start w:val="1"/>
-      <w:numFmt w:val="decimal"/>
-      <w:lvlText w:val="%1."/>
-      <w:lvlJc w:val="left"/>
-      <w:pPr>
-        <w:ind w:left="560" w:hanging="340"/>
-      </w:pPr>
-    </w:lvl>
-    <w:lvl w:ilvl="1" w:tplc="AA4CBB52">
-      <w:numFmt w:val="decimal"/>
-      <w:lvlText w:val=""/>
-      <w:lvlJc w:val="left"/>
-    </w:lvl>
-    <w:lvl w:ilvl="2" w:tplc="A7DE8D58">
-      <w:numFmt w:val="decimal"/>
-      <w:lvlText w:val=""/>
-      <w:lvlJc w:val="left"/>
-    </w:lvl>
-    <w:lvl w:ilvl="3" w:tplc="E9C025F2">
-      <w:numFmt w:val="decimal"/>
-      <w:lvlText w:val=""/>
-      <w:lvlJc w:val="left"/>
-    </w:lvl>
-    <w:lvl w:ilvl="4" w:tplc="343EBD94">
-      <w:numFmt w:val="decimal"/>
-      <w:lvlText w:val=""/>
-      <w:lvlJc w:val="left"/>
-    </w:lvl>
-    <w:lvl w:ilvl="5" w:tplc="88326B58">
-      <w:numFmt w:val="decimal"/>
-      <w:lvlText w:val=""/>
-      <w:lvlJc w:val="left"/>
-    </w:lvl>
-    <w:lvl w:ilvl="6" w:tplc="8048C3DC">
-      <w:numFmt w:val="decimal"/>
-      <w:lvlText w:val=""/>
-      <w:lvlJc w:val="left"/>
-    </w:lvl>
-    <w:lvl w:ilvl="7" w:tplc="538C8C6C">
-      <w:numFmt w:val="decimal"/>
-      <w:lvlText w:val=""/>
-      <w:lvlJc w:val="left"/>
-    </w:lvl>
-    <w:lvl w:ilvl="8" w:tplc="B0DA5176">
-      <w:numFmt w:val="decimal"/>
-      <w:lvlText w:val=""/>
-      <w:lvlJc w:val="left"/>
-    </w:lvl>
-  </w:abstractNum>
-  <w:abstractNum w:abstractNumId="1" w15:restartNumberingAfterBreak="0">
-    <w:nsid w:val="149D7EF9"/>
-    <w:multiLevelType w:val="hybridMultilevel"/>
-    <w:tmpl w:val="B052DDCA"/>
-    <w:lvl w:ilvl="0" w:tplc="313421B0">
-      <w:start w:val="1"/>
-      <w:numFmt w:val="bullet"/>
-      <w:lvlText w:val="•"/>
-      <w:lvlJc w:val="left"/>
-      <w:pPr>
-        <w:ind w:left="560" w:hanging="280"/>
-      </w:pPr>
-    </w:lvl>
-    <w:lvl w:ilvl="1" w:tplc="D87233CC">
-      <w:numFmt w:val="decimal"/>
-      <w:lvlText w:val=""/>
-      <w:lvlJc w:val="left"/>
-    </w:lvl>
-    <w:lvl w:ilvl="2" w:tplc="9998C6E0">
-      <w:numFmt w:val="decimal"/>
-      <w:lvlText w:val=""/>
-      <w:lvlJc w:val="left"/>
-    </w:lvl>
-    <w:lvl w:ilvl="3" w:tplc="26F4A15E">
-      <w:numFmt w:val="decimal"/>
-      <w:lvlText w:val=""/>
-      <w:lvlJc w:val="left"/>
-    </w:lvl>
-    <w:lvl w:ilvl="4" w:tplc="28E678FE">
-      <w:numFmt w:val="decimal"/>
-      <w:lvlText w:val=""/>
-      <w:lvlJc w:val="left"/>
-    </w:lvl>
-    <w:lvl w:ilvl="5" w:tplc="03C4E924">
-      <w:numFmt w:val="decimal"/>
-      <w:lvlText w:val=""/>
-      <w:lvlJc w:val="left"/>
-    </w:lvl>
-    <w:lvl w:ilvl="6" w:tplc="96EA3534">
-      <w:numFmt w:val="decimal"/>
-      <w:lvlText w:val=""/>
-      <w:lvlJc w:val="left"/>
-    </w:lvl>
-    <w:lvl w:ilvl="7" w:tplc="6310CF5E">
-      <w:numFmt w:val="decimal"/>
-      <w:lvlText w:val=""/>
-      <w:lvlJc w:val="left"/>
-    </w:lvl>
-    <w:lvl w:ilvl="8" w:tplc="DE5AA356">
-      <w:numFmt w:val="decimal"/>
-      <w:lvlText w:val=""/>
-      <w:lvlJc w:val="left"/>
-    </w:lvl>
-  </w:abstractNum>
-  <w:abstractNum w:abstractNumId="2" w15:restartNumberingAfterBreak="0">
-    <w:nsid w:val="4E8F77A6"/>
-    <w:multiLevelType w:val="hybridMultilevel"/>
-    <w:tmpl w:val="DF3EE3F8"/>
-    <w:lvl w:ilvl="0" w:tplc="357E8094">
+    <w:tmpl w:val="BF906B5C"/>
+    <w:lvl w:ilvl="0" w:tplc="1284CD32">
       <w:start w:val="1"/>
       <w:numFmt w:val="bullet"/>
       <w:lvlText w:val="●"/>
@@ -7941,7 +7833,7 @@
         <w:ind w:left="720" w:hanging="360"/>
       </w:pPr>
     </w:lvl>
-    <w:lvl w:ilvl="1" w:tplc="539A9E64">
+    <w:lvl w:ilvl="1" w:tplc="A4D40166">
       <w:start w:val="1"/>
       <w:numFmt w:val="bullet"/>
       <w:lvlText w:val="○"/>
@@ -7950,7 +7842,7 @@
         <w:ind w:left="1440" w:hanging="360"/>
       </w:pPr>
     </w:lvl>
-    <w:lvl w:ilvl="2" w:tplc="E7A69376">
+    <w:lvl w:ilvl="2" w:tplc="E866554C">
       <w:start w:val="1"/>
       <w:numFmt w:val="bullet"/>
       <w:lvlText w:val="■"/>
@@ -7959,7 +7851,7 @@
         <w:ind w:left="2160" w:hanging="360"/>
       </w:pPr>
     </w:lvl>
-    <w:lvl w:ilvl="3" w:tplc="A11ACF70">
+    <w:lvl w:ilvl="3" w:tplc="DCF2F130">
       <w:start w:val="1"/>
       <w:numFmt w:val="bullet"/>
       <w:lvlText w:val="●"/>
@@ -7968,7 +7860,7 @@
         <w:ind w:left="2880" w:hanging="360"/>
       </w:pPr>
     </w:lvl>
-    <w:lvl w:ilvl="4" w:tplc="8E62E054">
+    <w:lvl w:ilvl="4" w:tplc="7FEC149C">
       <w:start w:val="1"/>
       <w:numFmt w:val="bullet"/>
       <w:lvlText w:val="○"/>
@@ -7977,7 +7869,7 @@
         <w:ind w:left="3600" w:hanging="360"/>
       </w:pPr>
     </w:lvl>
-    <w:lvl w:ilvl="5" w:tplc="A790E0FE">
+    <w:lvl w:ilvl="5" w:tplc="02C22FF6">
       <w:start w:val="1"/>
       <w:numFmt w:val="bullet"/>
       <w:lvlText w:val="■"/>
@@ -7986,7 +7878,7 @@
         <w:ind w:left="4320" w:hanging="360"/>
       </w:pPr>
     </w:lvl>
-    <w:lvl w:ilvl="6" w:tplc="29285082">
+    <w:lvl w:ilvl="6" w:tplc="526A3480">
       <w:start w:val="1"/>
       <w:numFmt w:val="bullet"/>
       <w:lvlText w:val="●"/>
@@ -7995,7 +7887,7 @@
         <w:ind w:left="5040" w:hanging="360"/>
       </w:pPr>
     </w:lvl>
-    <w:lvl w:ilvl="7" w:tplc="01F4384C">
+    <w:lvl w:ilvl="7" w:tplc="6C6CD9D6">
       <w:start w:val="1"/>
       <w:numFmt w:val="bullet"/>
       <w:lvlText w:val="●"/>
@@ -8004,7 +7896,7 @@
         <w:ind w:left="5760" w:hanging="360"/>
       </w:pPr>
     </w:lvl>
-    <w:lvl w:ilvl="8" w:tplc="3252C21C">
+    <w:lvl w:ilvl="8" w:tplc="AA0E65A0">
       <w:start w:val="1"/>
       <w:numFmt w:val="bullet"/>
       <w:lvlText w:val="●"/>
@@ -8014,8 +7906,116 @@
       </w:pPr>
     </w:lvl>
   </w:abstractNum>
-  <w:num w:numId="1" w16cid:durableId="707145413">
-    <w:abstractNumId w:val="2"/>
+  <w:abstractNum w:abstractNumId="1" w15:restartNumberingAfterBreak="0">
+    <w:nsid w:val="14D5628F"/>
+    <w:multiLevelType w:val="hybridMultilevel"/>
+    <w:tmpl w:val="8A22C560"/>
+    <w:lvl w:ilvl="0" w:tplc="97169D7A">
+      <w:start w:val="1"/>
+      <w:numFmt w:val="bullet"/>
+      <w:lvlText w:val="•"/>
+      <w:lvlJc w:val="left"/>
+      <w:pPr>
+        <w:ind w:left="560" w:hanging="280"/>
+      </w:pPr>
+    </w:lvl>
+    <w:lvl w:ilvl="1" w:tplc="C3F069DC">
+      <w:numFmt w:val="decimal"/>
+      <w:lvlText w:val=""/>
+      <w:lvlJc w:val="left"/>
+    </w:lvl>
+    <w:lvl w:ilvl="2" w:tplc="BDE6B9E2">
+      <w:numFmt w:val="decimal"/>
+      <w:lvlText w:val=""/>
+      <w:lvlJc w:val="left"/>
+    </w:lvl>
+    <w:lvl w:ilvl="3" w:tplc="A0A2FF1A">
+      <w:numFmt w:val="decimal"/>
+      <w:lvlText w:val=""/>
+      <w:lvlJc w:val="left"/>
+    </w:lvl>
+    <w:lvl w:ilvl="4" w:tplc="518E2DF0">
+      <w:numFmt w:val="decimal"/>
+      <w:lvlText w:val=""/>
+      <w:lvlJc w:val="left"/>
+    </w:lvl>
+    <w:lvl w:ilvl="5" w:tplc="CCF21508">
+      <w:numFmt w:val="decimal"/>
+      <w:lvlText w:val=""/>
+      <w:lvlJc w:val="left"/>
+    </w:lvl>
+    <w:lvl w:ilvl="6" w:tplc="2EC0C934">
+      <w:numFmt w:val="decimal"/>
+      <w:lvlText w:val=""/>
+      <w:lvlJc w:val="left"/>
+    </w:lvl>
+    <w:lvl w:ilvl="7" w:tplc="5AE0D5C8">
+      <w:numFmt w:val="decimal"/>
+      <w:lvlText w:val=""/>
+      <w:lvlJc w:val="left"/>
+    </w:lvl>
+    <w:lvl w:ilvl="8" w:tplc="13E20ED6">
+      <w:numFmt w:val="decimal"/>
+      <w:lvlText w:val=""/>
+      <w:lvlJc w:val="left"/>
+    </w:lvl>
+  </w:abstractNum>
+  <w:abstractNum w:abstractNumId="2" w15:restartNumberingAfterBreak="0">
+    <w:nsid w:val="57DA0CA5"/>
+    <w:multiLevelType w:val="hybridMultilevel"/>
+    <w:tmpl w:val="9DD200F2"/>
+    <w:lvl w:ilvl="0" w:tplc="AE906E7C">
+      <w:start w:val="1"/>
+      <w:numFmt w:val="decimal"/>
+      <w:lvlText w:val="%1."/>
+      <w:lvlJc w:val="left"/>
+      <w:pPr>
+        <w:ind w:left="560" w:hanging="340"/>
+      </w:pPr>
+    </w:lvl>
+    <w:lvl w:ilvl="1" w:tplc="0B5AD394">
+      <w:numFmt w:val="decimal"/>
+      <w:lvlText w:val=""/>
+      <w:lvlJc w:val="left"/>
+    </w:lvl>
+    <w:lvl w:ilvl="2" w:tplc="4C060A3E">
+      <w:numFmt w:val="decimal"/>
+      <w:lvlText w:val=""/>
+      <w:lvlJc w:val="left"/>
+    </w:lvl>
+    <w:lvl w:ilvl="3" w:tplc="335CBBCC">
+      <w:numFmt w:val="decimal"/>
+      <w:lvlText w:val=""/>
+      <w:lvlJc w:val="left"/>
+    </w:lvl>
+    <w:lvl w:ilvl="4" w:tplc="1D6E57EE">
+      <w:numFmt w:val="decimal"/>
+      <w:lvlText w:val=""/>
+      <w:lvlJc w:val="left"/>
+    </w:lvl>
+    <w:lvl w:ilvl="5" w:tplc="B838C492">
+      <w:numFmt w:val="decimal"/>
+      <w:lvlText w:val=""/>
+      <w:lvlJc w:val="left"/>
+    </w:lvl>
+    <w:lvl w:ilvl="6" w:tplc="C8C6E9D6">
+      <w:numFmt w:val="decimal"/>
+      <w:lvlText w:val=""/>
+      <w:lvlJc w:val="left"/>
+    </w:lvl>
+    <w:lvl w:ilvl="7" w:tplc="37CABD28">
+      <w:numFmt w:val="decimal"/>
+      <w:lvlText w:val=""/>
+      <w:lvlJc w:val="left"/>
+    </w:lvl>
+    <w:lvl w:ilvl="8" w:tplc="548E54D8">
+      <w:numFmt w:val="decimal"/>
+      <w:lvlText w:val=""/>
+      <w:lvlJc w:val="left"/>
+    </w:lvl>
+  </w:abstractNum>
+  <w:num w:numId="1" w16cid:durableId="398210064">
+    <w:abstractNumId w:val="0"/>
     <w:lvlOverride w:ilvl="0">
       <w:startOverride w:val="1"/>
     </w:lvlOverride>
@@ -8608,7 +8608,7 @@
     <w:autoRedefine/>
     <w:uiPriority w:val="39"/>
     <w:unhideWhenUsed/>
-    <w:rsid w:val="00607E34"/>
+    <w:rsid w:val="00D32F87"/>
     <w:pPr>
       <w:spacing w:after="100"/>
     </w:pPr>

--- a/public/documentos/GOB-06-registro-de-incidentes.docx
+++ b/public/documentos/GOB-06-registro-de-incidentes.docx
@@ -52,7 +52,7 @@
                 <w:noProof/>
               </w:rPr>
               <w:drawing>
-                <wp:inline distT="0" distB="0" distL="0" distR="0" wp14:anchorId="080DE537" wp14:editId="181F26F4">
+                <wp:inline distT="0" distB="0" distL="0" distR="0" wp14:anchorId="21BA9962" wp14:editId="0E9AF695">
                   <wp:extent cx="990600" cy="990600"/>
                   <wp:effectExtent l="0" t="0" r="0" b="0"/>
                   <wp:docPr id="1" name="Imagen 1"/>
@@ -171,10 +171,10 @@
                 <w:noProof/>
               </w:rPr>
               <w:drawing>
-                <wp:inline distT="0" distB="0" distL="0" distR="0" wp14:anchorId="7E262C6A" wp14:editId="1982CD2E">
+                <wp:inline distT="0" distB="0" distL="0" distR="0" wp14:anchorId="69F26B86" wp14:editId="1413D2C4">
                   <wp:extent cx="800100" cy="800100"/>
                   <wp:effectExtent l="0" t="0" r="0" b="0"/>
-                  <wp:docPr id="1343814281" name="Imagen 1343814281"/>
+                  <wp:docPr id="1792493602" name="Imagen 1792493602"/>
                   <wp:cNvGraphicFramePr>
                     <a:graphicFrameLocks xmlns:a="http://schemas.openxmlformats.org/drawingml/2006/main" noChangeAspect="1"/>
                   </wp:cNvGraphicFramePr>
@@ -2585,7 +2585,7 @@
     <w:sdt>
       <w:sdtPr>
         <w:alias w:val="Contenido"/>
-        <w:id w:val="-1786730098"/>
+        <w:id w:val="581798238"/>
       </w:sdtPr>
       <w:sdtEndPr/>
       <w:sdtContent>
@@ -2611,7 +2611,7 @@
           <w:r>
             <w:fldChar w:fldCharType="separate"/>
           </w:r>
-          <w:hyperlink w:anchor="_Toc242540219" w:history="1">
+          <w:hyperlink w:anchor="_Toc242543299" w:history="1">
             <w:r>
               <w:rPr>
                 <w:rStyle w:val="Hipervnculo"/>
@@ -2635,7 +2635,7 @@
               <w:rPr>
                 <w:noProof/>
               </w:rPr>
-              <w:instrText xml:space="preserve"> PAGEREF _Toc242540219 \h </w:instrText>
+              <w:instrText xml:space="preserve"> PAGEREF _Toc242543299 \h </w:instrText>
             </w:r>
             <w:r>
               <w:rPr>
@@ -2675,7 +2675,7 @@
               <w14:ligatures w14:val="standardContextual"/>
             </w:rPr>
           </w:pPr>
-          <w:hyperlink w:anchor="_Toc242540220" w:history="1">
+          <w:hyperlink w:anchor="_Toc242543300" w:history="1">
             <w:r>
               <w:rPr>
                 <w:rStyle w:val="Hipervnculo"/>
@@ -2699,7 +2699,7 @@
               <w:rPr>
                 <w:noProof/>
               </w:rPr>
-              <w:instrText xml:space="preserve"> PAGEREF _Toc242540220 \h </w:instrText>
+              <w:instrText xml:space="preserve"> PAGEREF _Toc242543300 \h </w:instrText>
             </w:r>
             <w:r>
               <w:rPr>
@@ -2739,7 +2739,7 @@
               <w14:ligatures w14:val="standardContextual"/>
             </w:rPr>
           </w:pPr>
-          <w:hyperlink w:anchor="_Toc242540221" w:history="1">
+          <w:hyperlink w:anchor="_Toc242543301" w:history="1">
             <w:r>
               <w:rPr>
                 <w:rStyle w:val="Hipervnculo"/>
@@ -2763,7 +2763,7 @@
               <w:rPr>
                 <w:noProof/>
               </w:rPr>
-              <w:instrText xml:space="preserve"> PAGEREF _Toc242540221 \h </w:instrText>
+              <w:instrText xml:space="preserve"> PAGEREF _Toc242543301 \h </w:instrText>
             </w:r>
             <w:r>
               <w:rPr>
@@ -2813,7 +2813,7 @@
       <w:pPr>
         <w:pStyle w:val="Ttulo1"/>
       </w:pPr>
-      <w:bookmarkStart w:id="0" w:name="_Toc242540219"/>
+      <w:bookmarkStart w:id="0" w:name="_Toc242543299"/>
       <w:r>
         <w:lastRenderedPageBreak/>
         <w:t>1. Uso del registro</w:t>
@@ -2842,7 +2842,7 @@
       <w:pPr>
         <w:pStyle w:val="Ttulo1"/>
       </w:pPr>
-      <w:bookmarkStart w:id="1" w:name="_Toc242540220"/>
+      <w:bookmarkStart w:id="1" w:name="_Toc242543300"/>
       <w:r>
         <w:t>2. Incidentes registrados</w:t>
       </w:r>
@@ -4156,7 +4156,7 @@
                 <w:sz w:val="15"/>
                 <w:szCs w:val="15"/>
               </w:rPr>
-              <w:t>Presentarlo como demostración y reemplazarlo por el modelo validado (Sprint 3).</w:t>
+              <w:t>Rotulado como demostración y métricas por defecto retiradas el 10/10/2026 (ALC-05). Falta reemplazarlo por el modelo validado (Sprint 3).</w:t>
             </w:r>
           </w:p>
         </w:tc>
@@ -5434,6 +5434,7 @@
                 <w:sz w:val="15"/>
                 <w:szCs w:val="15"/>
               </w:rPr>
+              <w:lastRenderedPageBreak/>
               <w:t>IN-08</w:t>
             </w:r>
           </w:p>
@@ -5745,7 +5746,6 @@
                 <w:sz w:val="15"/>
                 <w:szCs w:val="15"/>
               </w:rPr>
-              <w:lastRenderedPageBreak/>
               <w:t>IN-09</w:t>
             </w:r>
           </w:p>
@@ -6640,7 +6640,7 @@
       <w:pPr>
         <w:pStyle w:val="Ttulo1"/>
       </w:pPr>
-      <w:bookmarkStart w:id="2" w:name="_Toc242540221"/>
+      <w:bookmarkStart w:id="2" w:name="_Toc242543301"/>
       <w:r>
         <w:t>3. Resumen</w:t>
       </w:r>
@@ -7821,10 +7821,64 @@
 <file path=word/numbering.xml><?xml version="1.0" encoding="utf-8"?>
 <w:numbering xmlns:wpc="http://schemas.microsoft.com/office/word/2010/wordprocessingCanvas" xmlns:cx="http://schemas.microsoft.com/office/drawing/2014/chartex" xmlns:cx1="http://schemas.microsoft.com/office/drawing/2015/9/8/chartex" xmlns:cx2="http://schemas.microsoft.com/office/drawing/2015/10/21/chartex" xmlns:cx3="http://schemas.microsoft.com/office/drawing/2016/5/9/chartex" xmlns:cx4="http://schemas.microsoft.com/office/drawing/2016/5/10/chartex" xmlns:cx5="http://schemas.microsoft.com/office/drawing/2016/5/11/chartex" xmlns:cx6="http://schemas.microsoft.com/office/drawing/2016/5/12/chartex" xmlns:cx7="http://schemas.microsoft.com/office/drawing/2016/5/13/chartex" xmlns:cx8="http://schemas.microsoft.com/office/drawing/2016/5/14/chartex" xmlns:mc="http://schemas.openxmlformats.org/markup-compatibility/2006" xmlns:aink="http://schemas.microsoft.com/office/drawing/2016/ink" xmlns:am3d="http://schemas.microsoft.com/office/drawing/2017/model3d" xmlns:o="urn:schemas-microsoft-com:office:office" xmlns:oel="http://schemas.microsoft.com/office/2019/extlst" xmlns:r="http://schemas.openxmlformats.org/officeDocument/2006/relationships" xmlns:m="http://schemas.openxmlformats.org/officeDocument/2006/math" xmlns:v="urn:schemas-microsoft-com:vml" xmlns:wp14="http://schemas.microsoft.com/office/word/2010/wordprocessingDrawing" xmlns:wp="http://schemas.openxmlformats.org/drawingml/2006/wordprocessingDrawing" xmlns:w10="urn:schemas-microsoft-com:office:word" xmlns:w="http://schemas.openxmlformats.org/wordprocessingml/2006/main" xmlns:w14="http://schemas.microsoft.com/office/word/2010/wordml" xmlns:w15="http://schemas.microsoft.com/office/word/2012/wordml" xmlns:w16cex="http://schemas.microsoft.com/office/word/2018/wordml/cex" xmlns:w16cid="http://schemas.microsoft.com/office/word/2016/wordml/cid" xmlns:w16="http://schemas.microsoft.com/office/word/2018/wordml" xmlns:w16du="http://schemas.microsoft.com/office/word/2023/wordml/word16du" xmlns:w16sdtdh="http://schemas.microsoft.com/office/word/2020/wordml/sdtdatahash" xmlns:w16sdtfl="http://schemas.microsoft.com/office/word/2024/wordml/sdtformatlock" xmlns:w16se="http://schemas.microsoft.com/office/word/2015/wordml/symex" xmlns:wpg="http://schemas.microsoft.com/office/word/2010/wordprocessingGroup" xmlns:wpi="http://schemas.microsoft.com/office/word/2010/wordprocessingInk" xmlns:wne="http://schemas.microsoft.com/office/word/2006/wordml" xmlns:wps="http://schemas.microsoft.com/office/word/2010/wordprocessingShape" mc:Ignorable="w14 w15 w16se w16cid w16 w16cex w16sdtdh w16sdtfl w16du wp14">
   <w:abstractNum w:abstractNumId="0" w15:restartNumberingAfterBreak="0">
-    <w:nsid w:val="0F1B34B2"/>
+    <w:nsid w:val="0F486BCF"/>
     <w:multiLevelType w:val="hybridMultilevel"/>
-    <w:tmpl w:val="BF906B5C"/>
-    <w:lvl w:ilvl="0" w:tplc="1284CD32">
+    <w:tmpl w:val="61600D24"/>
+    <w:lvl w:ilvl="0" w:tplc="87FEACFE">
+      <w:start w:val="1"/>
+      <w:numFmt w:val="bullet"/>
+      <w:lvlText w:val="•"/>
+      <w:lvlJc w:val="left"/>
+      <w:pPr>
+        <w:ind w:left="560" w:hanging="280"/>
+      </w:pPr>
+    </w:lvl>
+    <w:lvl w:ilvl="1" w:tplc="2BEE9212">
+      <w:numFmt w:val="decimal"/>
+      <w:lvlText w:val=""/>
+      <w:lvlJc w:val="left"/>
+    </w:lvl>
+    <w:lvl w:ilvl="2" w:tplc="24683512">
+      <w:numFmt w:val="decimal"/>
+      <w:lvlText w:val=""/>
+      <w:lvlJc w:val="left"/>
+    </w:lvl>
+    <w:lvl w:ilvl="3" w:tplc="3B62B194">
+      <w:numFmt w:val="decimal"/>
+      <w:lvlText w:val=""/>
+      <w:lvlJc w:val="left"/>
+    </w:lvl>
+    <w:lvl w:ilvl="4" w:tplc="30745D6C">
+      <w:numFmt w:val="decimal"/>
+      <w:lvlText w:val=""/>
+      <w:lvlJc w:val="left"/>
+    </w:lvl>
+    <w:lvl w:ilvl="5" w:tplc="821E37F8">
+      <w:numFmt w:val="decimal"/>
+      <w:lvlText w:val=""/>
+      <w:lvlJc w:val="left"/>
+    </w:lvl>
+    <w:lvl w:ilvl="6" w:tplc="9676AE66">
+      <w:numFmt w:val="decimal"/>
+      <w:lvlText w:val=""/>
+      <w:lvlJc w:val="left"/>
+    </w:lvl>
+    <w:lvl w:ilvl="7" w:tplc="330233CA">
+      <w:numFmt w:val="decimal"/>
+      <w:lvlText w:val=""/>
+      <w:lvlJc w:val="left"/>
+    </w:lvl>
+    <w:lvl w:ilvl="8" w:tplc="27B816CE">
+      <w:numFmt w:val="decimal"/>
+      <w:lvlText w:val=""/>
+      <w:lvlJc w:val="left"/>
+    </w:lvl>
+  </w:abstractNum>
+  <w:abstractNum w:abstractNumId="1" w15:restartNumberingAfterBreak="0">
+    <w:nsid w:val="134C0523"/>
+    <w:multiLevelType w:val="hybridMultilevel"/>
+    <w:tmpl w:val="5F84E628"/>
+    <w:lvl w:ilvl="0" w:tplc="1A34890C">
       <w:start w:val="1"/>
       <w:numFmt w:val="bullet"/>
       <w:lvlText w:val="●"/>
@@ -7833,7 +7887,7 @@
         <w:ind w:left="720" w:hanging="360"/>
       </w:pPr>
     </w:lvl>
-    <w:lvl w:ilvl="1" w:tplc="A4D40166">
+    <w:lvl w:ilvl="1" w:tplc="059EC620">
       <w:start w:val="1"/>
       <w:numFmt w:val="bullet"/>
       <w:lvlText w:val="○"/>
@@ -7842,7 +7896,7 @@
         <w:ind w:left="1440" w:hanging="360"/>
       </w:pPr>
     </w:lvl>
-    <w:lvl w:ilvl="2" w:tplc="E866554C">
+    <w:lvl w:ilvl="2" w:tplc="553080EC">
       <w:start w:val="1"/>
       <w:numFmt w:val="bullet"/>
       <w:lvlText w:val="■"/>
@@ -7851,7 +7905,7 @@
         <w:ind w:left="2160" w:hanging="360"/>
       </w:pPr>
     </w:lvl>
-    <w:lvl w:ilvl="3" w:tplc="DCF2F130">
+    <w:lvl w:ilvl="3" w:tplc="51D6CE88">
       <w:start w:val="1"/>
       <w:numFmt w:val="bullet"/>
       <w:lvlText w:val="●"/>
@@ -7860,7 +7914,7 @@
         <w:ind w:left="2880" w:hanging="360"/>
       </w:pPr>
     </w:lvl>
-    <w:lvl w:ilvl="4" w:tplc="7FEC149C">
+    <w:lvl w:ilvl="4" w:tplc="D02A9374">
       <w:start w:val="1"/>
       <w:numFmt w:val="bullet"/>
       <w:lvlText w:val="○"/>
@@ -7869,7 +7923,7 @@
         <w:ind w:left="3600" w:hanging="360"/>
       </w:pPr>
     </w:lvl>
-    <w:lvl w:ilvl="5" w:tplc="02C22FF6">
+    <w:lvl w:ilvl="5" w:tplc="644E95C0">
       <w:start w:val="1"/>
       <w:numFmt w:val="bullet"/>
       <w:lvlText w:val="■"/>
@@ -7878,7 +7932,7 @@
         <w:ind w:left="4320" w:hanging="360"/>
       </w:pPr>
     </w:lvl>
-    <w:lvl w:ilvl="6" w:tplc="526A3480">
+    <w:lvl w:ilvl="6" w:tplc="83221F46">
       <w:start w:val="1"/>
       <w:numFmt w:val="bullet"/>
       <w:lvlText w:val="●"/>
@@ -7887,7 +7941,7 @@
         <w:ind w:left="5040" w:hanging="360"/>
       </w:pPr>
     </w:lvl>
-    <w:lvl w:ilvl="7" w:tplc="6C6CD9D6">
+    <w:lvl w:ilvl="7" w:tplc="23245D26">
       <w:start w:val="1"/>
       <w:numFmt w:val="bullet"/>
       <w:lvlText w:val="●"/>
@@ -7896,7 +7950,7 @@
         <w:ind w:left="5760" w:hanging="360"/>
       </w:pPr>
     </w:lvl>
-    <w:lvl w:ilvl="8" w:tplc="AA0E65A0">
+    <w:lvl w:ilvl="8" w:tplc="E548A542">
       <w:start w:val="1"/>
       <w:numFmt w:val="bullet"/>
       <w:lvlText w:val="●"/>
@@ -7906,65 +7960,11 @@
       </w:pPr>
     </w:lvl>
   </w:abstractNum>
-  <w:abstractNum w:abstractNumId="1" w15:restartNumberingAfterBreak="0">
-    <w:nsid w:val="14D5628F"/>
+  <w:abstractNum w:abstractNumId="2" w15:restartNumberingAfterBreak="0">
+    <w:nsid w:val="5C87723D"/>
     <w:multiLevelType w:val="hybridMultilevel"/>
-    <w:tmpl w:val="8A22C560"/>
-    <w:lvl w:ilvl="0" w:tplc="97169D7A">
-      <w:start w:val="1"/>
-      <w:numFmt w:val="bullet"/>
-      <w:lvlText w:val="•"/>
-      <w:lvlJc w:val="left"/>
-      <w:pPr>
-        <w:ind w:left="560" w:hanging="280"/>
-      </w:pPr>
-    </w:lvl>
-    <w:lvl w:ilvl="1" w:tplc="C3F069DC">
-      <w:numFmt w:val="decimal"/>
-      <w:lvlText w:val=""/>
-      <w:lvlJc w:val="left"/>
-    </w:lvl>
-    <w:lvl w:ilvl="2" w:tplc="BDE6B9E2">
-      <w:numFmt w:val="decimal"/>
-      <w:lvlText w:val=""/>
-      <w:lvlJc w:val="left"/>
-    </w:lvl>
-    <w:lvl w:ilvl="3" w:tplc="A0A2FF1A">
-      <w:numFmt w:val="decimal"/>
-      <w:lvlText w:val=""/>
-      <w:lvlJc w:val="left"/>
-    </w:lvl>
-    <w:lvl w:ilvl="4" w:tplc="518E2DF0">
-      <w:numFmt w:val="decimal"/>
-      <w:lvlText w:val=""/>
-      <w:lvlJc w:val="left"/>
-    </w:lvl>
-    <w:lvl w:ilvl="5" w:tplc="CCF21508">
-      <w:numFmt w:val="decimal"/>
-      <w:lvlText w:val=""/>
-      <w:lvlJc w:val="left"/>
-    </w:lvl>
-    <w:lvl w:ilvl="6" w:tplc="2EC0C934">
-      <w:numFmt w:val="decimal"/>
-      <w:lvlText w:val=""/>
-      <w:lvlJc w:val="left"/>
-    </w:lvl>
-    <w:lvl w:ilvl="7" w:tplc="5AE0D5C8">
-      <w:numFmt w:val="decimal"/>
-      <w:lvlText w:val=""/>
-      <w:lvlJc w:val="left"/>
-    </w:lvl>
-    <w:lvl w:ilvl="8" w:tplc="13E20ED6">
-      <w:numFmt w:val="decimal"/>
-      <w:lvlText w:val=""/>
-      <w:lvlJc w:val="left"/>
-    </w:lvl>
-  </w:abstractNum>
-  <w:abstractNum w:abstractNumId="2" w15:restartNumberingAfterBreak="0">
-    <w:nsid w:val="57DA0CA5"/>
-    <w:multiLevelType w:val="hybridMultilevel"/>
-    <w:tmpl w:val="9DD200F2"/>
-    <w:lvl w:ilvl="0" w:tplc="AE906E7C">
+    <w:tmpl w:val="A4E8E3EA"/>
+    <w:lvl w:ilvl="0" w:tplc="31946FAA">
       <w:start w:val="1"/>
       <w:numFmt w:val="decimal"/>
       <w:lvlText w:val="%1."/>
@@ -7973,49 +7973,49 @@
         <w:ind w:left="560" w:hanging="340"/>
       </w:pPr>
     </w:lvl>
-    <w:lvl w:ilvl="1" w:tplc="0B5AD394">
+    <w:lvl w:ilvl="1" w:tplc="320A062E">
       <w:numFmt w:val="decimal"/>
       <w:lvlText w:val=""/>
       <w:lvlJc w:val="left"/>
     </w:lvl>
-    <w:lvl w:ilvl="2" w:tplc="4C060A3E">
+    <w:lvl w:ilvl="2" w:tplc="75DC0D1E">
       <w:numFmt w:val="decimal"/>
       <w:lvlText w:val=""/>
       <w:lvlJc w:val="left"/>
     </w:lvl>
-    <w:lvl w:ilvl="3" w:tplc="335CBBCC">
+    <w:lvl w:ilvl="3" w:tplc="83A4C692">
       <w:numFmt w:val="decimal"/>
       <w:lvlText w:val=""/>
       <w:lvlJc w:val="left"/>
     </w:lvl>
-    <w:lvl w:ilvl="4" w:tplc="1D6E57EE">
+    <w:lvl w:ilvl="4" w:tplc="7D18A008">
       <w:numFmt w:val="decimal"/>
       <w:lvlText w:val=""/>
       <w:lvlJc w:val="left"/>
     </w:lvl>
-    <w:lvl w:ilvl="5" w:tplc="B838C492">
+    <w:lvl w:ilvl="5" w:tplc="EF86AE02">
       <w:numFmt w:val="decimal"/>
       <w:lvlText w:val=""/>
       <w:lvlJc w:val="left"/>
     </w:lvl>
-    <w:lvl w:ilvl="6" w:tplc="C8C6E9D6">
+    <w:lvl w:ilvl="6" w:tplc="342CE128">
       <w:numFmt w:val="decimal"/>
       <w:lvlText w:val=""/>
       <w:lvlJc w:val="left"/>
     </w:lvl>
-    <w:lvl w:ilvl="7" w:tplc="37CABD28">
+    <w:lvl w:ilvl="7" w:tplc="4168A7E6">
       <w:numFmt w:val="decimal"/>
       <w:lvlText w:val=""/>
       <w:lvlJc w:val="left"/>
     </w:lvl>
-    <w:lvl w:ilvl="8" w:tplc="548E54D8">
+    <w:lvl w:ilvl="8" w:tplc="BCF22444">
       <w:numFmt w:val="decimal"/>
       <w:lvlText w:val=""/>
       <w:lvlJc w:val="left"/>
     </w:lvl>
   </w:abstractNum>
-  <w:num w:numId="1" w16cid:durableId="398210064">
-    <w:abstractNumId w:val="0"/>
+  <w:num w:numId="1" w16cid:durableId="244654095">
+    <w:abstractNumId w:val="1"/>
     <w:lvlOverride w:ilvl="0">
       <w:startOverride w:val="1"/>
     </w:lvlOverride>
@@ -8608,7 +8608,7 @@
     <w:autoRedefine/>
     <w:uiPriority w:val="39"/>
     <w:unhideWhenUsed/>
-    <w:rsid w:val="00D32F87"/>
+    <w:rsid w:val="00846048"/>
     <w:pPr>
       <w:spacing w:after="100"/>
     </w:pPr>

--- a/public/documentos/GOB-06-registro-de-incidentes.docx
+++ b/public/documentos/GOB-06-registro-de-incidentes.docx
@@ -52,7 +52,7 @@
                 <w:noProof/>
               </w:rPr>
               <w:drawing>
-                <wp:inline distT="0" distB="0" distL="0" distR="0" wp14:anchorId="21BA9962" wp14:editId="0E9AF695">
+                <wp:inline distT="0" distB="0" distL="0" distR="0" wp14:anchorId="3ABFA38F" wp14:editId="64F2695B">
                   <wp:extent cx="990600" cy="990600"/>
                   <wp:effectExtent l="0" t="0" r="0" b="0"/>
                   <wp:docPr id="1" name="Imagen 1"/>
@@ -171,10 +171,10 @@
                 <w:noProof/>
               </w:rPr>
               <w:drawing>
-                <wp:inline distT="0" distB="0" distL="0" distR="0" wp14:anchorId="69F26B86" wp14:editId="1413D2C4">
+                <wp:inline distT="0" distB="0" distL="0" distR="0" wp14:anchorId="42C0C20B" wp14:editId="77E0EEBE">
                   <wp:extent cx="800100" cy="800100"/>
                   <wp:effectExtent l="0" t="0" r="0" b="0"/>
-                  <wp:docPr id="1792493602" name="Imagen 1792493602"/>
+                  <wp:docPr id="1957537285" name="Imagen 1957537285"/>
                   <wp:cNvGraphicFramePr>
                     <a:graphicFrameLocks xmlns:a="http://schemas.openxmlformats.org/drawingml/2006/main" noChangeAspect="1"/>
                   </wp:cNvGraphicFramePr>
@@ -2585,7 +2585,7 @@
     <w:sdt>
       <w:sdtPr>
         <w:alias w:val="Contenido"/>
-        <w:id w:val="581798238"/>
+        <w:id w:val="-1130705059"/>
       </w:sdtPr>
       <w:sdtEndPr/>
       <w:sdtContent>
@@ -2611,7 +2611,7 @@
           <w:r>
             <w:fldChar w:fldCharType="separate"/>
           </w:r>
-          <w:hyperlink w:anchor="_Toc242543299" w:history="1">
+          <w:hyperlink w:anchor="_Toc242545327" w:history="1">
             <w:r>
               <w:rPr>
                 <w:rStyle w:val="Hipervnculo"/>
@@ -2635,7 +2635,7 @@
               <w:rPr>
                 <w:noProof/>
               </w:rPr>
-              <w:instrText xml:space="preserve"> PAGEREF _Toc242543299 \h </w:instrText>
+              <w:instrText xml:space="preserve"> PAGEREF _Toc242545327 \h </w:instrText>
             </w:r>
             <w:r>
               <w:rPr>
@@ -2675,7 +2675,7 @@
               <w14:ligatures w14:val="standardContextual"/>
             </w:rPr>
           </w:pPr>
-          <w:hyperlink w:anchor="_Toc242543300" w:history="1">
+          <w:hyperlink w:anchor="_Toc242545328" w:history="1">
             <w:r>
               <w:rPr>
                 <w:rStyle w:val="Hipervnculo"/>
@@ -2699,7 +2699,7 @@
               <w:rPr>
                 <w:noProof/>
               </w:rPr>
-              <w:instrText xml:space="preserve"> PAGEREF _Toc242543300 \h </w:instrText>
+              <w:instrText xml:space="preserve"> PAGEREF _Toc242545328 \h </w:instrText>
             </w:r>
             <w:r>
               <w:rPr>
@@ -2739,7 +2739,7 @@
               <w14:ligatures w14:val="standardContextual"/>
             </w:rPr>
           </w:pPr>
-          <w:hyperlink w:anchor="_Toc242543301" w:history="1">
+          <w:hyperlink w:anchor="_Toc242545329" w:history="1">
             <w:r>
               <w:rPr>
                 <w:rStyle w:val="Hipervnculo"/>
@@ -2763,7 +2763,7 @@
               <w:rPr>
                 <w:noProof/>
               </w:rPr>
-              <w:instrText xml:space="preserve"> PAGEREF _Toc242543301 \h </w:instrText>
+              <w:instrText xml:space="preserve"> PAGEREF _Toc242545329 \h </w:instrText>
             </w:r>
             <w:r>
               <w:rPr>
@@ -2813,7 +2813,7 @@
       <w:pPr>
         <w:pStyle w:val="Ttulo1"/>
       </w:pPr>
-      <w:bookmarkStart w:id="0" w:name="_Toc242543299"/>
+      <w:bookmarkStart w:id="0" w:name="_Toc242545327"/>
       <w:r>
         <w:lastRenderedPageBreak/>
         <w:t>1. Uso del registro</w:t>
@@ -2842,7 +2842,7 @@
       <w:pPr>
         <w:pStyle w:val="Ttulo1"/>
       </w:pPr>
-      <w:bookmarkStart w:id="1" w:name="_Toc242543300"/>
+      <w:bookmarkStart w:id="1" w:name="_Toc242545328"/>
       <w:r>
         <w:t>2. Incidentes registrados</w:t>
       </w:r>
@@ -6640,7 +6640,7 @@
       <w:pPr>
         <w:pStyle w:val="Ttulo1"/>
       </w:pPr>
-      <w:bookmarkStart w:id="2" w:name="_Toc242543301"/>
+      <w:bookmarkStart w:id="2" w:name="_Toc242545329"/>
       <w:r>
         <w:t>3. Resumen</w:t>
       </w:r>
@@ -7821,64 +7821,10 @@
 <file path=word/numbering.xml><?xml version="1.0" encoding="utf-8"?>
 <w:numbering xmlns:wpc="http://schemas.microsoft.com/office/word/2010/wordprocessingCanvas" xmlns:cx="http://schemas.microsoft.com/office/drawing/2014/chartex" xmlns:cx1="http://schemas.microsoft.com/office/drawing/2015/9/8/chartex" xmlns:cx2="http://schemas.microsoft.com/office/drawing/2015/10/21/chartex" xmlns:cx3="http://schemas.microsoft.com/office/drawing/2016/5/9/chartex" xmlns:cx4="http://schemas.microsoft.com/office/drawing/2016/5/10/chartex" xmlns:cx5="http://schemas.microsoft.com/office/drawing/2016/5/11/chartex" xmlns:cx6="http://schemas.microsoft.com/office/drawing/2016/5/12/chartex" xmlns:cx7="http://schemas.microsoft.com/office/drawing/2016/5/13/chartex" xmlns:cx8="http://schemas.microsoft.com/office/drawing/2016/5/14/chartex" xmlns:mc="http://schemas.openxmlformats.org/markup-compatibility/2006" xmlns:aink="http://schemas.microsoft.com/office/drawing/2016/ink" xmlns:am3d="http://schemas.microsoft.com/office/drawing/2017/model3d" xmlns:o="urn:schemas-microsoft-com:office:office" xmlns:oel="http://schemas.microsoft.com/office/2019/extlst" xmlns:r="http://schemas.openxmlformats.org/officeDocument/2006/relationships" xmlns:m="http://schemas.openxmlformats.org/officeDocument/2006/math" xmlns:v="urn:schemas-microsoft-com:vml" xmlns:wp14="http://schemas.microsoft.com/office/word/2010/wordprocessingDrawing" xmlns:wp="http://schemas.openxmlformats.org/drawingml/2006/wordprocessingDrawing" xmlns:w10="urn:schemas-microsoft-com:office:word" xmlns:w="http://schemas.openxmlformats.org/wordprocessingml/2006/main" xmlns:w14="http://schemas.microsoft.com/office/word/2010/wordml" xmlns:w15="http://schemas.microsoft.com/office/word/2012/wordml" xmlns:w16cex="http://schemas.microsoft.com/office/word/2018/wordml/cex" xmlns:w16cid="http://schemas.microsoft.com/office/word/2016/wordml/cid" xmlns:w16="http://schemas.microsoft.com/office/word/2018/wordml" xmlns:w16du="http://schemas.microsoft.com/office/word/2023/wordml/word16du" xmlns:w16sdtdh="http://schemas.microsoft.com/office/word/2020/wordml/sdtdatahash" xmlns:w16sdtfl="http://schemas.microsoft.com/office/word/2024/wordml/sdtformatlock" xmlns:w16se="http://schemas.microsoft.com/office/word/2015/wordml/symex" xmlns:wpg="http://schemas.microsoft.com/office/word/2010/wordprocessingGroup" xmlns:wpi="http://schemas.microsoft.com/office/word/2010/wordprocessingInk" xmlns:wne="http://schemas.microsoft.com/office/word/2006/wordml" xmlns:wps="http://schemas.microsoft.com/office/word/2010/wordprocessingShape" mc:Ignorable="w14 w15 w16se w16cid w16 w16cex w16sdtdh w16sdtfl w16du wp14">
   <w:abstractNum w:abstractNumId="0" w15:restartNumberingAfterBreak="0">
-    <w:nsid w:val="0F486BCF"/>
+    <w:nsid w:val="327E39A1"/>
     <w:multiLevelType w:val="hybridMultilevel"/>
-    <w:tmpl w:val="61600D24"/>
-    <w:lvl w:ilvl="0" w:tplc="87FEACFE">
-      <w:start w:val="1"/>
-      <w:numFmt w:val="bullet"/>
-      <w:lvlText w:val="•"/>
-      <w:lvlJc w:val="left"/>
-      <w:pPr>
-        <w:ind w:left="560" w:hanging="280"/>
-      </w:pPr>
-    </w:lvl>
-    <w:lvl w:ilvl="1" w:tplc="2BEE9212">
-      <w:numFmt w:val="decimal"/>
-      <w:lvlText w:val=""/>
-      <w:lvlJc w:val="left"/>
-    </w:lvl>
-    <w:lvl w:ilvl="2" w:tplc="24683512">
-      <w:numFmt w:val="decimal"/>
-      <w:lvlText w:val=""/>
-      <w:lvlJc w:val="left"/>
-    </w:lvl>
-    <w:lvl w:ilvl="3" w:tplc="3B62B194">
-      <w:numFmt w:val="decimal"/>
-      <w:lvlText w:val=""/>
-      <w:lvlJc w:val="left"/>
-    </w:lvl>
-    <w:lvl w:ilvl="4" w:tplc="30745D6C">
-      <w:numFmt w:val="decimal"/>
-      <w:lvlText w:val=""/>
-      <w:lvlJc w:val="left"/>
-    </w:lvl>
-    <w:lvl w:ilvl="5" w:tplc="821E37F8">
-      <w:numFmt w:val="decimal"/>
-      <w:lvlText w:val=""/>
-      <w:lvlJc w:val="left"/>
-    </w:lvl>
-    <w:lvl w:ilvl="6" w:tplc="9676AE66">
-      <w:numFmt w:val="decimal"/>
-      <w:lvlText w:val=""/>
-      <w:lvlJc w:val="left"/>
-    </w:lvl>
-    <w:lvl w:ilvl="7" w:tplc="330233CA">
-      <w:numFmt w:val="decimal"/>
-      <w:lvlText w:val=""/>
-      <w:lvlJc w:val="left"/>
-    </w:lvl>
-    <w:lvl w:ilvl="8" w:tplc="27B816CE">
-      <w:numFmt w:val="decimal"/>
-      <w:lvlText w:val=""/>
-      <w:lvlJc w:val="left"/>
-    </w:lvl>
-  </w:abstractNum>
-  <w:abstractNum w:abstractNumId="1" w15:restartNumberingAfterBreak="0">
-    <w:nsid w:val="134C0523"/>
-    <w:multiLevelType w:val="hybridMultilevel"/>
-    <w:tmpl w:val="5F84E628"/>
-    <w:lvl w:ilvl="0" w:tplc="1A34890C">
+    <w:tmpl w:val="0CB86370"/>
+    <w:lvl w:ilvl="0" w:tplc="462091CA">
       <w:start w:val="1"/>
       <w:numFmt w:val="bullet"/>
       <w:lvlText w:val="●"/>
@@ -7887,7 +7833,7 @@
         <w:ind w:left="720" w:hanging="360"/>
       </w:pPr>
     </w:lvl>
-    <w:lvl w:ilvl="1" w:tplc="059EC620">
+    <w:lvl w:ilvl="1" w:tplc="96B2CD9E">
       <w:start w:val="1"/>
       <w:numFmt w:val="bullet"/>
       <w:lvlText w:val="○"/>
@@ -7896,7 +7842,7 @@
         <w:ind w:left="1440" w:hanging="360"/>
       </w:pPr>
     </w:lvl>
-    <w:lvl w:ilvl="2" w:tplc="553080EC">
+    <w:lvl w:ilvl="2" w:tplc="C016B1B2">
       <w:start w:val="1"/>
       <w:numFmt w:val="bullet"/>
       <w:lvlText w:val="■"/>
@@ -7905,7 +7851,7 @@
         <w:ind w:left="2160" w:hanging="360"/>
       </w:pPr>
     </w:lvl>
-    <w:lvl w:ilvl="3" w:tplc="51D6CE88">
+    <w:lvl w:ilvl="3" w:tplc="968E7514">
       <w:start w:val="1"/>
       <w:numFmt w:val="bullet"/>
       <w:lvlText w:val="●"/>
@@ -7914,7 +7860,7 @@
         <w:ind w:left="2880" w:hanging="360"/>
       </w:pPr>
     </w:lvl>
-    <w:lvl w:ilvl="4" w:tplc="D02A9374">
+    <w:lvl w:ilvl="4" w:tplc="1352AA84">
       <w:start w:val="1"/>
       <w:numFmt w:val="bullet"/>
       <w:lvlText w:val="○"/>
@@ -7923,7 +7869,7 @@
         <w:ind w:left="3600" w:hanging="360"/>
       </w:pPr>
     </w:lvl>
-    <w:lvl w:ilvl="5" w:tplc="644E95C0">
+    <w:lvl w:ilvl="5" w:tplc="1C0EC446">
       <w:start w:val="1"/>
       <w:numFmt w:val="bullet"/>
       <w:lvlText w:val="■"/>
@@ -7932,7 +7878,7 @@
         <w:ind w:left="4320" w:hanging="360"/>
       </w:pPr>
     </w:lvl>
-    <w:lvl w:ilvl="6" w:tplc="83221F46">
+    <w:lvl w:ilvl="6" w:tplc="52C4A386">
       <w:start w:val="1"/>
       <w:numFmt w:val="bullet"/>
       <w:lvlText w:val="●"/>
@@ -7941,7 +7887,7 @@
         <w:ind w:left="5040" w:hanging="360"/>
       </w:pPr>
     </w:lvl>
-    <w:lvl w:ilvl="7" w:tplc="23245D26">
+    <w:lvl w:ilvl="7" w:tplc="F9F26D1A">
       <w:start w:val="1"/>
       <w:numFmt w:val="bullet"/>
       <w:lvlText w:val="●"/>
@@ -7950,7 +7896,7 @@
         <w:ind w:left="5760" w:hanging="360"/>
       </w:pPr>
     </w:lvl>
-    <w:lvl w:ilvl="8" w:tplc="E548A542">
+    <w:lvl w:ilvl="8" w:tplc="DA523BF4">
       <w:start w:val="1"/>
       <w:numFmt w:val="bullet"/>
       <w:lvlText w:val="●"/>
@@ -7960,11 +7906,11 @@
       </w:pPr>
     </w:lvl>
   </w:abstractNum>
-  <w:abstractNum w:abstractNumId="2" w15:restartNumberingAfterBreak="0">
-    <w:nsid w:val="5C87723D"/>
+  <w:abstractNum w:abstractNumId="1" w15:restartNumberingAfterBreak="0">
+    <w:nsid w:val="4AA3207A"/>
     <w:multiLevelType w:val="hybridMultilevel"/>
-    <w:tmpl w:val="A4E8E3EA"/>
-    <w:lvl w:ilvl="0" w:tplc="31946FAA">
+    <w:tmpl w:val="435A2770"/>
+    <w:lvl w:ilvl="0" w:tplc="671C2460">
       <w:start w:val="1"/>
       <w:numFmt w:val="decimal"/>
       <w:lvlText w:val="%1."/>
@@ -7973,49 +7919,103 @@
         <w:ind w:left="560" w:hanging="340"/>
       </w:pPr>
     </w:lvl>
-    <w:lvl w:ilvl="1" w:tplc="320A062E">
+    <w:lvl w:ilvl="1" w:tplc="C5FE49E2">
       <w:numFmt w:val="decimal"/>
       <w:lvlText w:val=""/>
       <w:lvlJc w:val="left"/>
     </w:lvl>
-    <w:lvl w:ilvl="2" w:tplc="75DC0D1E">
+    <w:lvl w:ilvl="2" w:tplc="E7D21A58">
       <w:numFmt w:val="decimal"/>
       <w:lvlText w:val=""/>
       <w:lvlJc w:val="left"/>
     </w:lvl>
-    <w:lvl w:ilvl="3" w:tplc="83A4C692">
+    <w:lvl w:ilvl="3" w:tplc="F6744E88">
       <w:numFmt w:val="decimal"/>
       <w:lvlText w:val=""/>
       <w:lvlJc w:val="left"/>
     </w:lvl>
-    <w:lvl w:ilvl="4" w:tplc="7D18A008">
+    <w:lvl w:ilvl="4" w:tplc="4BF09D78">
       <w:numFmt w:val="decimal"/>
       <w:lvlText w:val=""/>
       <w:lvlJc w:val="left"/>
     </w:lvl>
-    <w:lvl w:ilvl="5" w:tplc="EF86AE02">
+    <w:lvl w:ilvl="5" w:tplc="7FD2215A">
       <w:numFmt w:val="decimal"/>
       <w:lvlText w:val=""/>
       <w:lvlJc w:val="left"/>
     </w:lvl>
-    <w:lvl w:ilvl="6" w:tplc="342CE128">
+    <w:lvl w:ilvl="6" w:tplc="D2E4021A">
       <w:numFmt w:val="decimal"/>
       <w:lvlText w:val=""/>
       <w:lvlJc w:val="left"/>
     </w:lvl>
-    <w:lvl w:ilvl="7" w:tplc="4168A7E6">
+    <w:lvl w:ilvl="7" w:tplc="FA6E0A7E">
       <w:numFmt w:val="decimal"/>
       <w:lvlText w:val=""/>
       <w:lvlJc w:val="left"/>
     </w:lvl>
-    <w:lvl w:ilvl="8" w:tplc="BCF22444">
+    <w:lvl w:ilvl="8" w:tplc="0010AF4A">
       <w:numFmt w:val="decimal"/>
       <w:lvlText w:val=""/>
       <w:lvlJc w:val="left"/>
     </w:lvl>
   </w:abstractNum>
-  <w:num w:numId="1" w16cid:durableId="244654095">
-    <w:abstractNumId w:val="1"/>
+  <w:abstractNum w:abstractNumId="2" w15:restartNumberingAfterBreak="0">
+    <w:nsid w:val="798F337A"/>
+    <w:multiLevelType w:val="hybridMultilevel"/>
+    <w:tmpl w:val="03A65B94"/>
+    <w:lvl w:ilvl="0" w:tplc="954067B6">
+      <w:start w:val="1"/>
+      <w:numFmt w:val="bullet"/>
+      <w:lvlText w:val="•"/>
+      <w:lvlJc w:val="left"/>
+      <w:pPr>
+        <w:ind w:left="560" w:hanging="280"/>
+      </w:pPr>
+    </w:lvl>
+    <w:lvl w:ilvl="1" w:tplc="501C9658">
+      <w:numFmt w:val="decimal"/>
+      <w:lvlText w:val=""/>
+      <w:lvlJc w:val="left"/>
+    </w:lvl>
+    <w:lvl w:ilvl="2" w:tplc="385219FE">
+      <w:numFmt w:val="decimal"/>
+      <w:lvlText w:val=""/>
+      <w:lvlJc w:val="left"/>
+    </w:lvl>
+    <w:lvl w:ilvl="3" w:tplc="64603AC4">
+      <w:numFmt w:val="decimal"/>
+      <w:lvlText w:val=""/>
+      <w:lvlJc w:val="left"/>
+    </w:lvl>
+    <w:lvl w:ilvl="4" w:tplc="C5526D1E">
+      <w:numFmt w:val="decimal"/>
+      <w:lvlText w:val=""/>
+      <w:lvlJc w:val="left"/>
+    </w:lvl>
+    <w:lvl w:ilvl="5" w:tplc="92347A86">
+      <w:numFmt w:val="decimal"/>
+      <w:lvlText w:val=""/>
+      <w:lvlJc w:val="left"/>
+    </w:lvl>
+    <w:lvl w:ilvl="6" w:tplc="C6309872">
+      <w:numFmt w:val="decimal"/>
+      <w:lvlText w:val=""/>
+      <w:lvlJc w:val="left"/>
+    </w:lvl>
+    <w:lvl w:ilvl="7" w:tplc="F3525A7A">
+      <w:numFmt w:val="decimal"/>
+      <w:lvlText w:val=""/>
+      <w:lvlJc w:val="left"/>
+    </w:lvl>
+    <w:lvl w:ilvl="8" w:tplc="52DAFCB0">
+      <w:numFmt w:val="decimal"/>
+      <w:lvlText w:val=""/>
+      <w:lvlJc w:val="left"/>
+    </w:lvl>
+  </w:abstractNum>
+  <w:num w:numId="1" w16cid:durableId="497697768">
+    <w:abstractNumId w:val="0"/>
     <w:lvlOverride w:ilvl="0">
       <w:startOverride w:val="1"/>
     </w:lvlOverride>
@@ -8608,7 +8608,7 @@
     <w:autoRedefine/>
     <w:uiPriority w:val="39"/>
     <w:unhideWhenUsed/>
-    <w:rsid w:val="00846048"/>
+    <w:rsid w:val="00806298"/>
     <w:pPr>
       <w:spacing w:after="100"/>
     </w:pPr>

--- a/public/documentos/GOB-06-registro-de-incidentes.docx
+++ b/public/documentos/GOB-06-registro-de-incidentes.docx
@@ -52,7 +52,7 @@
                 <w:noProof/>
               </w:rPr>
               <w:drawing>
-                <wp:inline distT="0" distB="0" distL="0" distR="0" wp14:anchorId="3ABFA38F" wp14:editId="64F2695B">
+                <wp:inline distT="0" distB="0" distL="0" distR="0" wp14:anchorId="6B1916BE" wp14:editId="3C8A78BA">
                   <wp:extent cx="990600" cy="990600"/>
                   <wp:effectExtent l="0" t="0" r="0" b="0"/>
                   <wp:docPr id="1" name="Imagen 1"/>
@@ -171,10 +171,10 @@
                 <w:noProof/>
               </w:rPr>
               <w:drawing>
-                <wp:inline distT="0" distB="0" distL="0" distR="0" wp14:anchorId="42C0C20B" wp14:editId="77E0EEBE">
+                <wp:inline distT="0" distB="0" distL="0" distR="0" wp14:anchorId="27463B3B" wp14:editId="4C5B2119">
                   <wp:extent cx="800100" cy="800100"/>
                   <wp:effectExtent l="0" t="0" r="0" b="0"/>
-                  <wp:docPr id="1957537285" name="Imagen 1957537285"/>
+                  <wp:docPr id="1709283806" name="Imagen 1709283806"/>
                   <wp:cNvGraphicFramePr>
                     <a:graphicFrameLocks xmlns:a="http://schemas.openxmlformats.org/drawingml/2006/main" noChangeAspect="1"/>
                   </wp:cNvGraphicFramePr>
@@ -2585,7 +2585,7 @@
     <w:sdt>
       <w:sdtPr>
         <w:alias w:val="Contenido"/>
-        <w:id w:val="-1130705059"/>
+        <w:id w:val="-897521686"/>
       </w:sdtPr>
       <w:sdtEndPr/>
       <w:sdtContent>
@@ -2611,7 +2611,7 @@
           <w:r>
             <w:fldChar w:fldCharType="separate"/>
           </w:r>
-          <w:hyperlink w:anchor="_Toc242545327" w:history="1">
+          <w:hyperlink w:anchor="_Toc242549541" w:history="1">
             <w:r>
               <w:rPr>
                 <w:rStyle w:val="Hipervnculo"/>
@@ -2635,7 +2635,7 @@
               <w:rPr>
                 <w:noProof/>
               </w:rPr>
-              <w:instrText xml:space="preserve"> PAGEREF _Toc242545327 \h </w:instrText>
+              <w:instrText xml:space="preserve"> PAGEREF _Toc242549541 \h </w:instrText>
             </w:r>
             <w:r>
               <w:rPr>
@@ -2675,7 +2675,7 @@
               <w14:ligatures w14:val="standardContextual"/>
             </w:rPr>
           </w:pPr>
-          <w:hyperlink w:anchor="_Toc242545328" w:history="1">
+          <w:hyperlink w:anchor="_Toc242549542" w:history="1">
             <w:r>
               <w:rPr>
                 <w:rStyle w:val="Hipervnculo"/>
@@ -2699,7 +2699,7 @@
               <w:rPr>
                 <w:noProof/>
               </w:rPr>
-              <w:instrText xml:space="preserve"> PAGEREF _Toc242545328 \h </w:instrText>
+              <w:instrText xml:space="preserve"> PAGEREF _Toc242549542 \h </w:instrText>
             </w:r>
             <w:r>
               <w:rPr>
@@ -2739,7 +2739,7 @@
               <w14:ligatures w14:val="standardContextual"/>
             </w:rPr>
           </w:pPr>
-          <w:hyperlink w:anchor="_Toc242545329" w:history="1">
+          <w:hyperlink w:anchor="_Toc242549543" w:history="1">
             <w:r>
               <w:rPr>
                 <w:rStyle w:val="Hipervnculo"/>
@@ -2763,7 +2763,7 @@
               <w:rPr>
                 <w:noProof/>
               </w:rPr>
-              <w:instrText xml:space="preserve"> PAGEREF _Toc242545329 \h </w:instrText>
+              <w:instrText xml:space="preserve"> PAGEREF _Toc242549543 \h </w:instrText>
             </w:r>
             <w:r>
               <w:rPr>
@@ -2813,7 +2813,7 @@
       <w:pPr>
         <w:pStyle w:val="Ttulo1"/>
       </w:pPr>
-      <w:bookmarkStart w:id="0" w:name="_Toc242545327"/>
+      <w:bookmarkStart w:id="0" w:name="_Toc242549541"/>
       <w:r>
         <w:lastRenderedPageBreak/>
         <w:t>1. Uso del registro</w:t>
@@ -2842,7 +2842,7 @@
       <w:pPr>
         <w:pStyle w:val="Ttulo1"/>
       </w:pPr>
-      <w:bookmarkStart w:id="1" w:name="_Toc242545328"/>
+      <w:bookmarkStart w:id="1" w:name="_Toc242549542"/>
       <w:r>
         <w:t>2. Incidentes registrados</w:t>
       </w:r>
@@ -6640,7 +6640,7 @@
       <w:pPr>
         <w:pStyle w:val="Ttulo1"/>
       </w:pPr>
-      <w:bookmarkStart w:id="2" w:name="_Toc242545329"/>
+      <w:bookmarkStart w:id="2" w:name="_Toc242549543"/>
       <w:r>
         <w:t>3. Resumen</w:t>
       </w:r>
@@ -7821,10 +7821,118 @@
 <file path=word/numbering.xml><?xml version="1.0" encoding="utf-8"?>
 <w:numbering xmlns:wpc="http://schemas.microsoft.com/office/word/2010/wordprocessingCanvas" xmlns:cx="http://schemas.microsoft.com/office/drawing/2014/chartex" xmlns:cx1="http://schemas.microsoft.com/office/drawing/2015/9/8/chartex" xmlns:cx2="http://schemas.microsoft.com/office/drawing/2015/10/21/chartex" xmlns:cx3="http://schemas.microsoft.com/office/drawing/2016/5/9/chartex" xmlns:cx4="http://schemas.microsoft.com/office/drawing/2016/5/10/chartex" xmlns:cx5="http://schemas.microsoft.com/office/drawing/2016/5/11/chartex" xmlns:cx6="http://schemas.microsoft.com/office/drawing/2016/5/12/chartex" xmlns:cx7="http://schemas.microsoft.com/office/drawing/2016/5/13/chartex" xmlns:cx8="http://schemas.microsoft.com/office/drawing/2016/5/14/chartex" xmlns:mc="http://schemas.openxmlformats.org/markup-compatibility/2006" xmlns:aink="http://schemas.microsoft.com/office/drawing/2016/ink" xmlns:am3d="http://schemas.microsoft.com/office/drawing/2017/model3d" xmlns:o="urn:schemas-microsoft-com:office:office" xmlns:oel="http://schemas.microsoft.com/office/2019/extlst" xmlns:r="http://schemas.openxmlformats.org/officeDocument/2006/relationships" xmlns:m="http://schemas.openxmlformats.org/officeDocument/2006/math" xmlns:v="urn:schemas-microsoft-com:vml" xmlns:wp14="http://schemas.microsoft.com/office/word/2010/wordprocessingDrawing" xmlns:wp="http://schemas.openxmlformats.org/drawingml/2006/wordprocessingDrawing" xmlns:w10="urn:schemas-microsoft-com:office:word" xmlns:w="http://schemas.openxmlformats.org/wordprocessingml/2006/main" xmlns:w14="http://schemas.microsoft.com/office/word/2010/wordml" xmlns:w15="http://schemas.microsoft.com/office/word/2012/wordml" xmlns:w16cex="http://schemas.microsoft.com/office/word/2018/wordml/cex" xmlns:w16cid="http://schemas.microsoft.com/office/word/2016/wordml/cid" xmlns:w16="http://schemas.microsoft.com/office/word/2018/wordml" xmlns:w16du="http://schemas.microsoft.com/office/word/2023/wordml/word16du" xmlns:w16sdtdh="http://schemas.microsoft.com/office/word/2020/wordml/sdtdatahash" xmlns:w16sdtfl="http://schemas.microsoft.com/office/word/2024/wordml/sdtformatlock" xmlns:w16se="http://schemas.microsoft.com/office/word/2015/wordml/symex" xmlns:wpg="http://schemas.microsoft.com/office/word/2010/wordprocessingGroup" xmlns:wpi="http://schemas.microsoft.com/office/word/2010/wordprocessingInk" xmlns:wne="http://schemas.microsoft.com/office/word/2006/wordml" xmlns:wps="http://schemas.microsoft.com/office/word/2010/wordprocessingShape" mc:Ignorable="w14 w15 w16se w16cid w16 w16cex w16sdtdh w16sdtfl w16du wp14">
   <w:abstractNum w:abstractNumId="0" w15:restartNumberingAfterBreak="0">
-    <w:nsid w:val="327E39A1"/>
+    <w:nsid w:val="28BB566E"/>
     <w:multiLevelType w:val="hybridMultilevel"/>
-    <w:tmpl w:val="0CB86370"/>
-    <w:lvl w:ilvl="0" w:tplc="462091CA">
+    <w:tmpl w:val="FAFAD9FE"/>
+    <w:lvl w:ilvl="0" w:tplc="925440D4">
+      <w:start w:val="1"/>
+      <w:numFmt w:val="decimal"/>
+      <w:lvlText w:val="%1."/>
+      <w:lvlJc w:val="left"/>
+      <w:pPr>
+        <w:ind w:left="560" w:hanging="340"/>
+      </w:pPr>
+    </w:lvl>
+    <w:lvl w:ilvl="1" w:tplc="724ADAAE">
+      <w:numFmt w:val="decimal"/>
+      <w:lvlText w:val=""/>
+      <w:lvlJc w:val="left"/>
+    </w:lvl>
+    <w:lvl w:ilvl="2" w:tplc="EAFED0C4">
+      <w:numFmt w:val="decimal"/>
+      <w:lvlText w:val=""/>
+      <w:lvlJc w:val="left"/>
+    </w:lvl>
+    <w:lvl w:ilvl="3" w:tplc="63F2D308">
+      <w:numFmt w:val="decimal"/>
+      <w:lvlText w:val=""/>
+      <w:lvlJc w:val="left"/>
+    </w:lvl>
+    <w:lvl w:ilvl="4" w:tplc="79AE6678">
+      <w:numFmt w:val="decimal"/>
+      <w:lvlText w:val=""/>
+      <w:lvlJc w:val="left"/>
+    </w:lvl>
+    <w:lvl w:ilvl="5" w:tplc="7150A07E">
+      <w:numFmt w:val="decimal"/>
+      <w:lvlText w:val=""/>
+      <w:lvlJc w:val="left"/>
+    </w:lvl>
+    <w:lvl w:ilvl="6" w:tplc="90104A68">
+      <w:numFmt w:val="decimal"/>
+      <w:lvlText w:val=""/>
+      <w:lvlJc w:val="left"/>
+    </w:lvl>
+    <w:lvl w:ilvl="7" w:tplc="E3BC41F6">
+      <w:numFmt w:val="decimal"/>
+      <w:lvlText w:val=""/>
+      <w:lvlJc w:val="left"/>
+    </w:lvl>
+    <w:lvl w:ilvl="8" w:tplc="FB40891C">
+      <w:numFmt w:val="decimal"/>
+      <w:lvlText w:val=""/>
+      <w:lvlJc w:val="left"/>
+    </w:lvl>
+  </w:abstractNum>
+  <w:abstractNum w:abstractNumId="1" w15:restartNumberingAfterBreak="0">
+    <w:nsid w:val="5B0525A6"/>
+    <w:multiLevelType w:val="hybridMultilevel"/>
+    <w:tmpl w:val="2DD2160A"/>
+    <w:lvl w:ilvl="0" w:tplc="DD2EC8A2">
+      <w:start w:val="1"/>
+      <w:numFmt w:val="bullet"/>
+      <w:lvlText w:val="•"/>
+      <w:lvlJc w:val="left"/>
+      <w:pPr>
+        <w:ind w:left="560" w:hanging="280"/>
+      </w:pPr>
+    </w:lvl>
+    <w:lvl w:ilvl="1" w:tplc="6D0A8062">
+      <w:numFmt w:val="decimal"/>
+      <w:lvlText w:val=""/>
+      <w:lvlJc w:val="left"/>
+    </w:lvl>
+    <w:lvl w:ilvl="2" w:tplc="C49C1004">
+      <w:numFmt w:val="decimal"/>
+      <w:lvlText w:val=""/>
+      <w:lvlJc w:val="left"/>
+    </w:lvl>
+    <w:lvl w:ilvl="3" w:tplc="E5AC9A0E">
+      <w:numFmt w:val="decimal"/>
+      <w:lvlText w:val=""/>
+      <w:lvlJc w:val="left"/>
+    </w:lvl>
+    <w:lvl w:ilvl="4" w:tplc="A9E2D284">
+      <w:numFmt w:val="decimal"/>
+      <w:lvlText w:val=""/>
+      <w:lvlJc w:val="left"/>
+    </w:lvl>
+    <w:lvl w:ilvl="5" w:tplc="97DEBE60">
+      <w:numFmt w:val="decimal"/>
+      <w:lvlText w:val=""/>
+      <w:lvlJc w:val="left"/>
+    </w:lvl>
+    <w:lvl w:ilvl="6" w:tplc="248A416C">
+      <w:numFmt w:val="decimal"/>
+      <w:lvlText w:val=""/>
+      <w:lvlJc w:val="left"/>
+    </w:lvl>
+    <w:lvl w:ilvl="7" w:tplc="1D3A9734">
+      <w:numFmt w:val="decimal"/>
+      <w:lvlText w:val=""/>
+      <w:lvlJc w:val="left"/>
+    </w:lvl>
+    <w:lvl w:ilvl="8" w:tplc="0AB413CE">
+      <w:numFmt w:val="decimal"/>
+      <w:lvlText w:val=""/>
+      <w:lvlJc w:val="left"/>
+    </w:lvl>
+  </w:abstractNum>
+  <w:abstractNum w:abstractNumId="2" w15:restartNumberingAfterBreak="0">
+    <w:nsid w:val="782D2C8B"/>
+    <w:multiLevelType w:val="hybridMultilevel"/>
+    <w:tmpl w:val="F6A22FFE"/>
+    <w:lvl w:ilvl="0" w:tplc="9B1881A0">
       <w:start w:val="1"/>
       <w:numFmt w:val="bullet"/>
       <w:lvlText w:val="●"/>
@@ -7833,7 +7941,7 @@
         <w:ind w:left="720" w:hanging="360"/>
       </w:pPr>
     </w:lvl>
-    <w:lvl w:ilvl="1" w:tplc="96B2CD9E">
+    <w:lvl w:ilvl="1" w:tplc="4A38B7F0">
       <w:start w:val="1"/>
       <w:numFmt w:val="bullet"/>
       <w:lvlText w:val="○"/>
@@ -7842,7 +7950,7 @@
         <w:ind w:left="1440" w:hanging="360"/>
       </w:pPr>
     </w:lvl>
-    <w:lvl w:ilvl="2" w:tplc="C016B1B2">
+    <w:lvl w:ilvl="2" w:tplc="29180AF8">
       <w:start w:val="1"/>
       <w:numFmt w:val="bullet"/>
       <w:lvlText w:val="■"/>
@@ -7851,7 +7959,7 @@
         <w:ind w:left="2160" w:hanging="360"/>
       </w:pPr>
     </w:lvl>
-    <w:lvl w:ilvl="3" w:tplc="968E7514">
+    <w:lvl w:ilvl="3" w:tplc="0F0EE64C">
       <w:start w:val="1"/>
       <w:numFmt w:val="bullet"/>
       <w:lvlText w:val="●"/>
@@ -7860,7 +7968,7 @@
         <w:ind w:left="2880" w:hanging="360"/>
       </w:pPr>
     </w:lvl>
-    <w:lvl w:ilvl="4" w:tplc="1352AA84">
+    <w:lvl w:ilvl="4" w:tplc="9F8E7992">
       <w:start w:val="1"/>
       <w:numFmt w:val="bullet"/>
       <w:lvlText w:val="○"/>
@@ -7869,7 +7977,7 @@
         <w:ind w:left="3600" w:hanging="360"/>
       </w:pPr>
     </w:lvl>
-    <w:lvl w:ilvl="5" w:tplc="1C0EC446">
+    <w:lvl w:ilvl="5" w:tplc="5DDE814E">
       <w:start w:val="1"/>
       <w:numFmt w:val="bullet"/>
       <w:lvlText w:val="■"/>
@@ -7878,7 +7986,7 @@
         <w:ind w:left="4320" w:hanging="360"/>
       </w:pPr>
     </w:lvl>
-    <w:lvl w:ilvl="6" w:tplc="52C4A386">
+    <w:lvl w:ilvl="6" w:tplc="20BC0DAC">
       <w:start w:val="1"/>
       <w:numFmt w:val="bullet"/>
       <w:lvlText w:val="●"/>
@@ -7887,7 +7995,7 @@
         <w:ind w:left="5040" w:hanging="360"/>
       </w:pPr>
     </w:lvl>
-    <w:lvl w:ilvl="7" w:tplc="F9F26D1A">
+    <w:lvl w:ilvl="7" w:tplc="FA7AE626">
       <w:start w:val="1"/>
       <w:numFmt w:val="bullet"/>
       <w:lvlText w:val="●"/>
@@ -7896,7 +8004,7 @@
         <w:ind w:left="5760" w:hanging="360"/>
       </w:pPr>
     </w:lvl>
-    <w:lvl w:ilvl="8" w:tplc="DA523BF4">
+    <w:lvl w:ilvl="8" w:tplc="EC4495E6">
       <w:start w:val="1"/>
       <w:numFmt w:val="bullet"/>
       <w:lvlText w:val="●"/>
@@ -7906,116 +8014,8 @@
       </w:pPr>
     </w:lvl>
   </w:abstractNum>
-  <w:abstractNum w:abstractNumId="1" w15:restartNumberingAfterBreak="0">
-    <w:nsid w:val="4AA3207A"/>
-    <w:multiLevelType w:val="hybridMultilevel"/>
-    <w:tmpl w:val="435A2770"/>
-    <w:lvl w:ilvl="0" w:tplc="671C2460">
-      <w:start w:val="1"/>
-      <w:numFmt w:val="decimal"/>
-      <w:lvlText w:val="%1."/>
-      <w:lvlJc w:val="left"/>
-      <w:pPr>
-        <w:ind w:left="560" w:hanging="340"/>
-      </w:pPr>
-    </w:lvl>
-    <w:lvl w:ilvl="1" w:tplc="C5FE49E2">
-      <w:numFmt w:val="decimal"/>
-      <w:lvlText w:val=""/>
-      <w:lvlJc w:val="left"/>
-    </w:lvl>
-    <w:lvl w:ilvl="2" w:tplc="E7D21A58">
-      <w:numFmt w:val="decimal"/>
-      <w:lvlText w:val=""/>
-      <w:lvlJc w:val="left"/>
-    </w:lvl>
-    <w:lvl w:ilvl="3" w:tplc="F6744E88">
-      <w:numFmt w:val="decimal"/>
-      <w:lvlText w:val=""/>
-      <w:lvlJc w:val="left"/>
-    </w:lvl>
-    <w:lvl w:ilvl="4" w:tplc="4BF09D78">
-      <w:numFmt w:val="decimal"/>
-      <w:lvlText w:val=""/>
-      <w:lvlJc w:val="left"/>
-    </w:lvl>
-    <w:lvl w:ilvl="5" w:tplc="7FD2215A">
-      <w:numFmt w:val="decimal"/>
-      <w:lvlText w:val=""/>
-      <w:lvlJc w:val="left"/>
-    </w:lvl>
-    <w:lvl w:ilvl="6" w:tplc="D2E4021A">
-      <w:numFmt w:val="decimal"/>
-      <w:lvlText w:val=""/>
-      <w:lvlJc w:val="left"/>
-    </w:lvl>
-    <w:lvl w:ilvl="7" w:tplc="FA6E0A7E">
-      <w:numFmt w:val="decimal"/>
-      <w:lvlText w:val=""/>
-      <w:lvlJc w:val="left"/>
-    </w:lvl>
-    <w:lvl w:ilvl="8" w:tplc="0010AF4A">
-      <w:numFmt w:val="decimal"/>
-      <w:lvlText w:val=""/>
-      <w:lvlJc w:val="left"/>
-    </w:lvl>
-  </w:abstractNum>
-  <w:abstractNum w:abstractNumId="2" w15:restartNumberingAfterBreak="0">
-    <w:nsid w:val="798F337A"/>
-    <w:multiLevelType w:val="hybridMultilevel"/>
-    <w:tmpl w:val="03A65B94"/>
-    <w:lvl w:ilvl="0" w:tplc="954067B6">
-      <w:start w:val="1"/>
-      <w:numFmt w:val="bullet"/>
-      <w:lvlText w:val="•"/>
-      <w:lvlJc w:val="left"/>
-      <w:pPr>
-        <w:ind w:left="560" w:hanging="280"/>
-      </w:pPr>
-    </w:lvl>
-    <w:lvl w:ilvl="1" w:tplc="501C9658">
-      <w:numFmt w:val="decimal"/>
-      <w:lvlText w:val=""/>
-      <w:lvlJc w:val="left"/>
-    </w:lvl>
-    <w:lvl w:ilvl="2" w:tplc="385219FE">
-      <w:numFmt w:val="decimal"/>
-      <w:lvlText w:val=""/>
-      <w:lvlJc w:val="left"/>
-    </w:lvl>
-    <w:lvl w:ilvl="3" w:tplc="64603AC4">
-      <w:numFmt w:val="decimal"/>
-      <w:lvlText w:val=""/>
-      <w:lvlJc w:val="left"/>
-    </w:lvl>
-    <w:lvl w:ilvl="4" w:tplc="C5526D1E">
-      <w:numFmt w:val="decimal"/>
-      <w:lvlText w:val=""/>
-      <w:lvlJc w:val="left"/>
-    </w:lvl>
-    <w:lvl w:ilvl="5" w:tplc="92347A86">
-      <w:numFmt w:val="decimal"/>
-      <w:lvlText w:val=""/>
-      <w:lvlJc w:val="left"/>
-    </w:lvl>
-    <w:lvl w:ilvl="6" w:tplc="C6309872">
-      <w:numFmt w:val="decimal"/>
-      <w:lvlText w:val=""/>
-      <w:lvlJc w:val="left"/>
-    </w:lvl>
-    <w:lvl w:ilvl="7" w:tplc="F3525A7A">
-      <w:numFmt w:val="decimal"/>
-      <w:lvlText w:val=""/>
-      <w:lvlJc w:val="left"/>
-    </w:lvl>
-    <w:lvl w:ilvl="8" w:tplc="52DAFCB0">
-      <w:numFmt w:val="decimal"/>
-      <w:lvlText w:val=""/>
-      <w:lvlJc w:val="left"/>
-    </w:lvl>
-  </w:abstractNum>
-  <w:num w:numId="1" w16cid:durableId="497697768">
-    <w:abstractNumId w:val="0"/>
+  <w:num w:numId="1" w16cid:durableId="666401086">
+    <w:abstractNumId w:val="2"/>
     <w:lvlOverride w:ilvl="0">
       <w:startOverride w:val="1"/>
     </w:lvlOverride>
@@ -8608,7 +8608,7 @@
     <w:autoRedefine/>
     <w:uiPriority w:val="39"/>
     <w:unhideWhenUsed/>
-    <w:rsid w:val="00806298"/>
+    <w:rsid w:val="00475F0E"/>
     <w:pPr>
       <w:spacing w:after="100"/>
     </w:pPr>

--- a/public/documentos/GOB-06-registro-de-incidentes.docx
+++ b/public/documentos/GOB-06-registro-de-incidentes.docx
@@ -52,7 +52,7 @@
                 <w:noProof/>
               </w:rPr>
               <w:drawing>
-                <wp:inline distT="0" distB="0" distL="0" distR="0" wp14:anchorId="6B1916BE" wp14:editId="3C8A78BA">
+                <wp:inline distT="0" distB="0" distL="0" distR="0" wp14:anchorId="1DEB8DD8" wp14:editId="70AD6085">
                   <wp:extent cx="990600" cy="990600"/>
                   <wp:effectExtent l="0" t="0" r="0" b="0"/>
                   <wp:docPr id="1" name="Imagen 1"/>
@@ -171,10 +171,10 @@
                 <w:noProof/>
               </w:rPr>
               <w:drawing>
-                <wp:inline distT="0" distB="0" distL="0" distR="0" wp14:anchorId="27463B3B" wp14:editId="4C5B2119">
+                <wp:inline distT="0" distB="0" distL="0" distR="0" wp14:anchorId="465CD257" wp14:editId="71FE2F8A">
                   <wp:extent cx="800100" cy="800100"/>
                   <wp:effectExtent l="0" t="0" r="0" b="0"/>
-                  <wp:docPr id="1709283806" name="Imagen 1709283806"/>
+                  <wp:docPr id="376557370" name="Imagen 376557370"/>
                   <wp:cNvGraphicFramePr>
                     <a:graphicFrameLocks xmlns:a="http://schemas.openxmlformats.org/drawingml/2006/main" noChangeAspect="1"/>
                   </wp:cNvGraphicFramePr>
@@ -1117,7 +1117,7 @@
                 <w:sz w:val="17"/>
                 <w:szCs w:val="17"/>
               </w:rPr>
-              <w:t>Responsable del modelo de Machine Learning</w:t>
+              <w:t>Responsable del modelo de Machine Learning y Product Owner</w:t>
             </w:r>
           </w:p>
         </w:tc>
@@ -2585,7 +2585,7 @@
     <w:sdt>
       <w:sdtPr>
         <w:alias w:val="Contenido"/>
-        <w:id w:val="-897521686"/>
+        <w:id w:val="1367252914"/>
       </w:sdtPr>
       <w:sdtEndPr/>
       <w:sdtContent>
@@ -2611,7 +2611,7 @@
           <w:r>
             <w:fldChar w:fldCharType="separate"/>
           </w:r>
-          <w:hyperlink w:anchor="_Toc242549541" w:history="1">
+          <w:hyperlink w:anchor="_Toc243091593" w:history="1">
             <w:r>
               <w:rPr>
                 <w:rStyle w:val="Hipervnculo"/>
@@ -2635,7 +2635,7 @@
               <w:rPr>
                 <w:noProof/>
               </w:rPr>
-              <w:instrText xml:space="preserve"> PAGEREF _Toc242549541 \h </w:instrText>
+              <w:instrText xml:space="preserve"> PAGEREF _Toc243091593 \h </w:instrText>
             </w:r>
             <w:r>
               <w:rPr>
@@ -2675,7 +2675,7 @@
               <w14:ligatures w14:val="standardContextual"/>
             </w:rPr>
           </w:pPr>
-          <w:hyperlink w:anchor="_Toc242549542" w:history="1">
+          <w:hyperlink w:anchor="_Toc243091594" w:history="1">
             <w:r>
               <w:rPr>
                 <w:rStyle w:val="Hipervnculo"/>
@@ -2699,7 +2699,7 @@
               <w:rPr>
                 <w:noProof/>
               </w:rPr>
-              <w:instrText xml:space="preserve"> PAGEREF _Toc242549542 \h </w:instrText>
+              <w:instrText xml:space="preserve"> PAGEREF _Toc243091594 \h </w:instrText>
             </w:r>
             <w:r>
               <w:rPr>
@@ -2739,7 +2739,7 @@
               <w14:ligatures w14:val="standardContextual"/>
             </w:rPr>
           </w:pPr>
-          <w:hyperlink w:anchor="_Toc242549543" w:history="1">
+          <w:hyperlink w:anchor="_Toc243091595" w:history="1">
             <w:r>
               <w:rPr>
                 <w:rStyle w:val="Hipervnculo"/>
@@ -2763,7 +2763,7 @@
               <w:rPr>
                 <w:noProof/>
               </w:rPr>
-              <w:instrText xml:space="preserve"> PAGEREF _Toc242549543 \h </w:instrText>
+              <w:instrText xml:space="preserve"> PAGEREF _Toc243091595 \h </w:instrText>
             </w:r>
             <w:r>
               <w:rPr>
@@ -2813,7 +2813,7 @@
       <w:pPr>
         <w:pStyle w:val="Ttulo1"/>
       </w:pPr>
-      <w:bookmarkStart w:id="0" w:name="_Toc242549541"/>
+      <w:bookmarkStart w:id="0" w:name="_Toc243091593"/>
       <w:r>
         <w:lastRenderedPageBreak/>
         <w:t>1. Uso del registro</w:t>
@@ -2842,7 +2842,7 @@
       <w:pPr>
         <w:pStyle w:val="Ttulo1"/>
       </w:pPr>
-      <w:bookmarkStart w:id="1" w:name="_Toc242549542"/>
+      <w:bookmarkStart w:id="1" w:name="_Toc243091594"/>
       <w:r>
         <w:t>2. Incidentes registrados</w:t>
       </w:r>
@@ -2871,7 +2871,7 @@
           <w:sz w:val="18"/>
           <w:szCs w:val="18"/>
         </w:rPr>
-        <w:t>Registro de incidentes al 10/10/2026</w:t>
+        <w:t>Registro de incidentes al 17/10/2026</w:t>
       </w:r>
     </w:p>
     <w:tbl>
@@ -3539,7 +3539,7 @@
                 <w:sz w:val="15"/>
                 <w:szCs w:val="15"/>
               </w:rPr>
-              <w:t>Segunda entrevista y acuerdo sobre las exportaciones (Sprint 1).</w:t>
+              <w:t>Pedido de las exportaciones a través del Product Owner, programado para el 20/10/2026 (SC-11).</w:t>
             </w:r>
           </w:p>
         </w:tc>
@@ -4101,7 +4101,7 @@
               <w:bottom w:val="single" w:sz="4" w:space="0" w:color="B8C2CC"/>
               <w:right w:val="single" w:sz="4" w:space="0" w:color="B8C2CC"/>
             </w:tcBorders>
-            <w:shd w:val="clear" w:color="auto" w:fill="FFE9A8"/>
+            <w:shd w:val="clear" w:color="auto" w:fill="CFEBD6"/>
             <w:tcMar>
               <w:top w:w="55" w:type="dxa"/>
               <w:left w:w="85" w:type="dxa"/>
@@ -4124,7 +4124,7 @@
                 <w:sz w:val="15"/>
                 <w:szCs w:val="15"/>
               </w:rPr>
-              <w:t>Abierto</w:t>
+              <w:t>Cerrado</w:t>
             </w:r>
           </w:p>
         </w:tc>
@@ -4156,7 +4156,7 @@
                 <w:sz w:val="15"/>
                 <w:szCs w:val="15"/>
               </w:rPr>
-              <w:t>Rotulado como demostración y métricas por defecto retiradas el 10/10/2026 (ALC-05). Falta reemplazarlo por el modelo validado (Sprint 3).</w:t>
+              <w:t>Reemplazado por una red neuronal entrenada y probada con una base pública y aplicada a los datos del colegio; sus métricas salen del entrenamiento (ALC-05 N.º 2, 17/10/2026).</w:t>
             </w:r>
           </w:p>
         </w:tc>
@@ -4718,7 +4718,7 @@
               <w:bottom w:val="single" w:sz="4" w:space="0" w:color="B8C2CC"/>
               <w:right w:val="single" w:sz="4" w:space="0" w:color="B8C2CC"/>
             </w:tcBorders>
-            <w:shd w:val="clear" w:color="auto" w:fill="FFE9A8"/>
+            <w:shd w:val="clear" w:color="auto" w:fill="CFEBD6"/>
             <w:tcMar>
               <w:top w:w="55" w:type="dxa"/>
               <w:left w:w="85" w:type="dxa"/>
@@ -4741,7 +4741,7 @@
                 <w:sz w:val="15"/>
                 <w:szCs w:val="15"/>
               </w:rPr>
-              <w:t>Abierto</w:t>
+              <w:t>Cerrado</w:t>
             </w:r>
           </w:p>
         </w:tc>
@@ -4773,7 +4773,7 @@
                 <w:sz w:val="15"/>
                 <w:szCs w:val="15"/>
               </w:rPr>
-              <w:t>Programarla en la semana 2 del proyecto.</w:t>
+              <w:t>Reemplazada: en la reunión de inicio se acordó canalizar la comunicación con el colegio por el Product Owner (SC-11).</w:t>
             </w:r>
           </w:p>
         </w:tc>
@@ -5128,6 +5128,7 @@
                 <w:sz w:val="15"/>
                 <w:szCs w:val="15"/>
               </w:rPr>
+              <w:lastRenderedPageBreak/>
               <w:t>IN-07</w:t>
             </w:r>
           </w:p>
@@ -5434,7 +5435,6 @@
                 <w:sz w:val="15"/>
                 <w:szCs w:val="15"/>
               </w:rPr>
-              <w:lastRenderedPageBreak/>
               <w:t>IN-08</w:t>
             </w:r>
           </w:p>
@@ -6264,7 +6264,7 @@
               <w:bottom w:val="single" w:sz="4" w:space="0" w:color="B8C2CC"/>
               <w:right w:val="single" w:sz="4" w:space="0" w:color="B8C2CC"/>
             </w:tcBorders>
-            <w:shd w:val="clear" w:color="auto" w:fill="FFE9A8"/>
+            <w:shd w:val="clear" w:color="auto" w:fill="CFEBD6"/>
             <w:tcMar>
               <w:top w:w="55" w:type="dxa"/>
               <w:left w:w="85" w:type="dxa"/>
@@ -6287,7 +6287,7 @@
                 <w:sz w:val="15"/>
                 <w:szCs w:val="15"/>
               </w:rPr>
-              <w:t>Abierto</w:t>
+              <w:t>Cerrado</w:t>
             </w:r>
           </w:p>
         </w:tc>
@@ -6320,7 +6320,7 @@
                 <w:sz w:val="15"/>
                 <w:szCs w:val="15"/>
               </w:rPr>
-              <w:t>Aclararlo con la Dirección: incluirlo mediante una solicitud de cambio o descartarlo.</w:t>
+              <w:t>Descartado en la reunión de inicio del 12/10/2026 (GOB-12).</w:t>
             </w:r>
           </w:p>
         </w:tc>
@@ -6640,7 +6640,7 @@
       <w:pPr>
         <w:pStyle w:val="Ttulo1"/>
       </w:pPr>
-      <w:bookmarkStart w:id="2" w:name="_Toc242549543"/>
+      <w:bookmarkStart w:id="2" w:name="_Toc243091595"/>
       <w:r>
         <w:t>3. Resumen</w:t>
       </w:r>
@@ -6922,7 +6922,7 @@
                 <w:sz w:val="18"/>
                 <w:szCs w:val="18"/>
               </w:rPr>
-              <w:t>8</w:t>
+              <w:t>5</w:t>
             </w:r>
           </w:p>
         </w:tc>
@@ -7204,7 +7204,7 @@
                 <w:sz w:val="18"/>
                 <w:szCs w:val="18"/>
               </w:rPr>
-              <w:t>2</w:t>
+              <w:t>5</w:t>
             </w:r>
           </w:p>
         </w:tc>
@@ -7821,118 +7821,10 @@
 <file path=word/numbering.xml><?xml version="1.0" encoding="utf-8"?>
 <w:numbering xmlns:wpc="http://schemas.microsoft.com/office/word/2010/wordprocessingCanvas" xmlns:cx="http://schemas.microsoft.com/office/drawing/2014/chartex" xmlns:cx1="http://schemas.microsoft.com/office/drawing/2015/9/8/chartex" xmlns:cx2="http://schemas.microsoft.com/office/drawing/2015/10/21/chartex" xmlns:cx3="http://schemas.microsoft.com/office/drawing/2016/5/9/chartex" xmlns:cx4="http://schemas.microsoft.com/office/drawing/2016/5/10/chartex" xmlns:cx5="http://schemas.microsoft.com/office/drawing/2016/5/11/chartex" xmlns:cx6="http://schemas.microsoft.com/office/drawing/2016/5/12/chartex" xmlns:cx7="http://schemas.microsoft.com/office/drawing/2016/5/13/chartex" xmlns:cx8="http://schemas.microsoft.com/office/drawing/2016/5/14/chartex" xmlns:mc="http://schemas.openxmlformats.org/markup-compatibility/2006" xmlns:aink="http://schemas.microsoft.com/office/drawing/2016/ink" xmlns:am3d="http://schemas.microsoft.com/office/drawing/2017/model3d" xmlns:o="urn:schemas-microsoft-com:office:office" xmlns:oel="http://schemas.microsoft.com/office/2019/extlst" xmlns:r="http://schemas.openxmlformats.org/officeDocument/2006/relationships" xmlns:m="http://schemas.openxmlformats.org/officeDocument/2006/math" xmlns:v="urn:schemas-microsoft-com:vml" xmlns:wp14="http://schemas.microsoft.com/office/word/2010/wordprocessingDrawing" xmlns:wp="http://schemas.openxmlformats.org/drawingml/2006/wordprocessingDrawing" xmlns:w10="urn:schemas-microsoft-com:office:word" xmlns:w="http://schemas.openxmlformats.org/wordprocessingml/2006/main" xmlns:w14="http://schemas.microsoft.com/office/word/2010/wordml" xmlns:w15="http://schemas.microsoft.com/office/word/2012/wordml" xmlns:w16cex="http://schemas.microsoft.com/office/word/2018/wordml/cex" xmlns:w16cid="http://schemas.microsoft.com/office/word/2016/wordml/cid" xmlns:w16="http://schemas.microsoft.com/office/word/2018/wordml" xmlns:w16du="http://schemas.microsoft.com/office/word/2023/wordml/word16du" xmlns:w16sdtdh="http://schemas.microsoft.com/office/word/2020/wordml/sdtdatahash" xmlns:w16sdtfl="http://schemas.microsoft.com/office/word/2024/wordml/sdtformatlock" xmlns:w16se="http://schemas.microsoft.com/office/word/2015/wordml/symex" xmlns:wpg="http://schemas.microsoft.com/office/word/2010/wordprocessingGroup" xmlns:wpi="http://schemas.microsoft.com/office/word/2010/wordprocessingInk" xmlns:wne="http://schemas.microsoft.com/office/word/2006/wordml" xmlns:wps="http://schemas.microsoft.com/office/word/2010/wordprocessingShape" mc:Ignorable="w14 w15 w16se w16cid w16 w16cex w16sdtdh w16sdtfl w16du wp14">
   <w:abstractNum w:abstractNumId="0" w15:restartNumberingAfterBreak="0">
-    <w:nsid w:val="28BB566E"/>
+    <w:nsid w:val="17705A44"/>
     <w:multiLevelType w:val="hybridMultilevel"/>
-    <w:tmpl w:val="FAFAD9FE"/>
-    <w:lvl w:ilvl="0" w:tplc="925440D4">
-      <w:start w:val="1"/>
-      <w:numFmt w:val="decimal"/>
-      <w:lvlText w:val="%1."/>
-      <w:lvlJc w:val="left"/>
-      <w:pPr>
-        <w:ind w:left="560" w:hanging="340"/>
-      </w:pPr>
-    </w:lvl>
-    <w:lvl w:ilvl="1" w:tplc="724ADAAE">
-      <w:numFmt w:val="decimal"/>
-      <w:lvlText w:val=""/>
-      <w:lvlJc w:val="left"/>
-    </w:lvl>
-    <w:lvl w:ilvl="2" w:tplc="EAFED0C4">
-      <w:numFmt w:val="decimal"/>
-      <w:lvlText w:val=""/>
-      <w:lvlJc w:val="left"/>
-    </w:lvl>
-    <w:lvl w:ilvl="3" w:tplc="63F2D308">
-      <w:numFmt w:val="decimal"/>
-      <w:lvlText w:val=""/>
-      <w:lvlJc w:val="left"/>
-    </w:lvl>
-    <w:lvl w:ilvl="4" w:tplc="79AE6678">
-      <w:numFmt w:val="decimal"/>
-      <w:lvlText w:val=""/>
-      <w:lvlJc w:val="left"/>
-    </w:lvl>
-    <w:lvl w:ilvl="5" w:tplc="7150A07E">
-      <w:numFmt w:val="decimal"/>
-      <w:lvlText w:val=""/>
-      <w:lvlJc w:val="left"/>
-    </w:lvl>
-    <w:lvl w:ilvl="6" w:tplc="90104A68">
-      <w:numFmt w:val="decimal"/>
-      <w:lvlText w:val=""/>
-      <w:lvlJc w:val="left"/>
-    </w:lvl>
-    <w:lvl w:ilvl="7" w:tplc="E3BC41F6">
-      <w:numFmt w:val="decimal"/>
-      <w:lvlText w:val=""/>
-      <w:lvlJc w:val="left"/>
-    </w:lvl>
-    <w:lvl w:ilvl="8" w:tplc="FB40891C">
-      <w:numFmt w:val="decimal"/>
-      <w:lvlText w:val=""/>
-      <w:lvlJc w:val="left"/>
-    </w:lvl>
-  </w:abstractNum>
-  <w:abstractNum w:abstractNumId="1" w15:restartNumberingAfterBreak="0">
-    <w:nsid w:val="5B0525A6"/>
-    <w:multiLevelType w:val="hybridMultilevel"/>
-    <w:tmpl w:val="2DD2160A"/>
-    <w:lvl w:ilvl="0" w:tplc="DD2EC8A2">
-      <w:start w:val="1"/>
-      <w:numFmt w:val="bullet"/>
-      <w:lvlText w:val="•"/>
-      <w:lvlJc w:val="left"/>
-      <w:pPr>
-        <w:ind w:left="560" w:hanging="280"/>
-      </w:pPr>
-    </w:lvl>
-    <w:lvl w:ilvl="1" w:tplc="6D0A8062">
-      <w:numFmt w:val="decimal"/>
-      <w:lvlText w:val=""/>
-      <w:lvlJc w:val="left"/>
-    </w:lvl>
-    <w:lvl w:ilvl="2" w:tplc="C49C1004">
-      <w:numFmt w:val="decimal"/>
-      <w:lvlText w:val=""/>
-      <w:lvlJc w:val="left"/>
-    </w:lvl>
-    <w:lvl w:ilvl="3" w:tplc="E5AC9A0E">
-      <w:numFmt w:val="decimal"/>
-      <w:lvlText w:val=""/>
-      <w:lvlJc w:val="left"/>
-    </w:lvl>
-    <w:lvl w:ilvl="4" w:tplc="A9E2D284">
-      <w:numFmt w:val="decimal"/>
-      <w:lvlText w:val=""/>
-      <w:lvlJc w:val="left"/>
-    </w:lvl>
-    <w:lvl w:ilvl="5" w:tplc="97DEBE60">
-      <w:numFmt w:val="decimal"/>
-      <w:lvlText w:val=""/>
-      <w:lvlJc w:val="left"/>
-    </w:lvl>
-    <w:lvl w:ilvl="6" w:tplc="248A416C">
-      <w:numFmt w:val="decimal"/>
-      <w:lvlText w:val=""/>
-      <w:lvlJc w:val="left"/>
-    </w:lvl>
-    <w:lvl w:ilvl="7" w:tplc="1D3A9734">
-      <w:numFmt w:val="decimal"/>
-      <w:lvlText w:val=""/>
-      <w:lvlJc w:val="left"/>
-    </w:lvl>
-    <w:lvl w:ilvl="8" w:tplc="0AB413CE">
-      <w:numFmt w:val="decimal"/>
-      <w:lvlText w:val=""/>
-      <w:lvlJc w:val="left"/>
-    </w:lvl>
-  </w:abstractNum>
-  <w:abstractNum w:abstractNumId="2" w15:restartNumberingAfterBreak="0">
-    <w:nsid w:val="782D2C8B"/>
-    <w:multiLevelType w:val="hybridMultilevel"/>
-    <w:tmpl w:val="F6A22FFE"/>
-    <w:lvl w:ilvl="0" w:tplc="9B1881A0">
+    <w:tmpl w:val="6666BCA8"/>
+    <w:lvl w:ilvl="0" w:tplc="29FAE24E">
       <w:start w:val="1"/>
       <w:numFmt w:val="bullet"/>
       <w:lvlText w:val="●"/>
@@ -7941,7 +7833,7 @@
         <w:ind w:left="720" w:hanging="360"/>
       </w:pPr>
     </w:lvl>
-    <w:lvl w:ilvl="1" w:tplc="4A38B7F0">
+    <w:lvl w:ilvl="1" w:tplc="57107BD4">
       <w:start w:val="1"/>
       <w:numFmt w:val="bullet"/>
       <w:lvlText w:val="○"/>
@@ -7950,7 +7842,7 @@
         <w:ind w:left="1440" w:hanging="360"/>
       </w:pPr>
     </w:lvl>
-    <w:lvl w:ilvl="2" w:tplc="29180AF8">
+    <w:lvl w:ilvl="2" w:tplc="EB7A5B10">
       <w:start w:val="1"/>
       <w:numFmt w:val="bullet"/>
       <w:lvlText w:val="■"/>
@@ -7959,7 +7851,7 @@
         <w:ind w:left="2160" w:hanging="360"/>
       </w:pPr>
     </w:lvl>
-    <w:lvl w:ilvl="3" w:tplc="0F0EE64C">
+    <w:lvl w:ilvl="3" w:tplc="09A2D71A">
       <w:start w:val="1"/>
       <w:numFmt w:val="bullet"/>
       <w:lvlText w:val="●"/>
@@ -7968,7 +7860,7 @@
         <w:ind w:left="2880" w:hanging="360"/>
       </w:pPr>
     </w:lvl>
-    <w:lvl w:ilvl="4" w:tplc="9F8E7992">
+    <w:lvl w:ilvl="4" w:tplc="7D1C280C">
       <w:start w:val="1"/>
       <w:numFmt w:val="bullet"/>
       <w:lvlText w:val="○"/>
@@ -7977,7 +7869,7 @@
         <w:ind w:left="3600" w:hanging="360"/>
       </w:pPr>
     </w:lvl>
-    <w:lvl w:ilvl="5" w:tplc="5DDE814E">
+    <w:lvl w:ilvl="5" w:tplc="D4FA1528">
       <w:start w:val="1"/>
       <w:numFmt w:val="bullet"/>
       <w:lvlText w:val="■"/>
@@ -7986,7 +7878,7 @@
         <w:ind w:left="4320" w:hanging="360"/>
       </w:pPr>
     </w:lvl>
-    <w:lvl w:ilvl="6" w:tplc="20BC0DAC">
+    <w:lvl w:ilvl="6" w:tplc="F75C0DB2">
       <w:start w:val="1"/>
       <w:numFmt w:val="bullet"/>
       <w:lvlText w:val="●"/>
@@ -7995,7 +7887,7 @@
         <w:ind w:left="5040" w:hanging="360"/>
       </w:pPr>
     </w:lvl>
-    <w:lvl w:ilvl="7" w:tplc="FA7AE626">
+    <w:lvl w:ilvl="7" w:tplc="E818860C">
       <w:start w:val="1"/>
       <w:numFmt w:val="bullet"/>
       <w:lvlText w:val="●"/>
@@ -8004,7 +7896,7 @@
         <w:ind w:left="5760" w:hanging="360"/>
       </w:pPr>
     </w:lvl>
-    <w:lvl w:ilvl="8" w:tplc="EC4495E6">
+    <w:lvl w:ilvl="8" w:tplc="07A6B704">
       <w:start w:val="1"/>
       <w:numFmt w:val="bullet"/>
       <w:lvlText w:val="●"/>
@@ -8014,8 +7906,116 @@
       </w:pPr>
     </w:lvl>
   </w:abstractNum>
-  <w:num w:numId="1" w16cid:durableId="666401086">
-    <w:abstractNumId w:val="2"/>
+  <w:abstractNum w:abstractNumId="1" w15:restartNumberingAfterBreak="0">
+    <w:nsid w:val="43C76492"/>
+    <w:multiLevelType w:val="hybridMultilevel"/>
+    <w:tmpl w:val="176ABDF6"/>
+    <w:lvl w:ilvl="0" w:tplc="03682D44">
+      <w:start w:val="1"/>
+      <w:numFmt w:val="bullet"/>
+      <w:lvlText w:val="•"/>
+      <w:lvlJc w:val="left"/>
+      <w:pPr>
+        <w:ind w:left="560" w:hanging="280"/>
+      </w:pPr>
+    </w:lvl>
+    <w:lvl w:ilvl="1" w:tplc="FB6A99BA">
+      <w:numFmt w:val="decimal"/>
+      <w:lvlText w:val=""/>
+      <w:lvlJc w:val="left"/>
+    </w:lvl>
+    <w:lvl w:ilvl="2" w:tplc="01D6ABC4">
+      <w:numFmt w:val="decimal"/>
+      <w:lvlText w:val=""/>
+      <w:lvlJc w:val="left"/>
+    </w:lvl>
+    <w:lvl w:ilvl="3" w:tplc="031E043C">
+      <w:numFmt w:val="decimal"/>
+      <w:lvlText w:val=""/>
+      <w:lvlJc w:val="left"/>
+    </w:lvl>
+    <w:lvl w:ilvl="4" w:tplc="E5685DEA">
+      <w:numFmt w:val="decimal"/>
+      <w:lvlText w:val=""/>
+      <w:lvlJc w:val="left"/>
+    </w:lvl>
+    <w:lvl w:ilvl="5" w:tplc="63A4EE4C">
+      <w:numFmt w:val="decimal"/>
+      <w:lvlText w:val=""/>
+      <w:lvlJc w:val="left"/>
+    </w:lvl>
+    <w:lvl w:ilvl="6" w:tplc="6F32543A">
+      <w:numFmt w:val="decimal"/>
+      <w:lvlText w:val=""/>
+      <w:lvlJc w:val="left"/>
+    </w:lvl>
+    <w:lvl w:ilvl="7" w:tplc="92D6AD2E">
+      <w:numFmt w:val="decimal"/>
+      <w:lvlText w:val=""/>
+      <w:lvlJc w:val="left"/>
+    </w:lvl>
+    <w:lvl w:ilvl="8" w:tplc="6B1812F4">
+      <w:numFmt w:val="decimal"/>
+      <w:lvlText w:val=""/>
+      <w:lvlJc w:val="left"/>
+    </w:lvl>
+  </w:abstractNum>
+  <w:abstractNum w:abstractNumId="2" w15:restartNumberingAfterBreak="0">
+    <w:nsid w:val="5D1F3867"/>
+    <w:multiLevelType w:val="hybridMultilevel"/>
+    <w:tmpl w:val="2A5691AE"/>
+    <w:lvl w:ilvl="0" w:tplc="22380D96">
+      <w:start w:val="1"/>
+      <w:numFmt w:val="decimal"/>
+      <w:lvlText w:val="%1."/>
+      <w:lvlJc w:val="left"/>
+      <w:pPr>
+        <w:ind w:left="560" w:hanging="340"/>
+      </w:pPr>
+    </w:lvl>
+    <w:lvl w:ilvl="1" w:tplc="95FA2330">
+      <w:numFmt w:val="decimal"/>
+      <w:lvlText w:val=""/>
+      <w:lvlJc w:val="left"/>
+    </w:lvl>
+    <w:lvl w:ilvl="2" w:tplc="5380AAF0">
+      <w:numFmt w:val="decimal"/>
+      <w:lvlText w:val=""/>
+      <w:lvlJc w:val="left"/>
+    </w:lvl>
+    <w:lvl w:ilvl="3" w:tplc="632C27F4">
+      <w:numFmt w:val="decimal"/>
+      <w:lvlText w:val=""/>
+      <w:lvlJc w:val="left"/>
+    </w:lvl>
+    <w:lvl w:ilvl="4" w:tplc="1DE05BEE">
+      <w:numFmt w:val="decimal"/>
+      <w:lvlText w:val=""/>
+      <w:lvlJc w:val="left"/>
+    </w:lvl>
+    <w:lvl w:ilvl="5" w:tplc="2F70411A">
+      <w:numFmt w:val="decimal"/>
+      <w:lvlText w:val=""/>
+      <w:lvlJc w:val="left"/>
+    </w:lvl>
+    <w:lvl w:ilvl="6" w:tplc="138406B8">
+      <w:numFmt w:val="decimal"/>
+      <w:lvlText w:val=""/>
+      <w:lvlJc w:val="left"/>
+    </w:lvl>
+    <w:lvl w:ilvl="7" w:tplc="1C9E4552">
+      <w:numFmt w:val="decimal"/>
+      <w:lvlText w:val=""/>
+      <w:lvlJc w:val="left"/>
+    </w:lvl>
+    <w:lvl w:ilvl="8" w:tplc="B95EE68C">
+      <w:numFmt w:val="decimal"/>
+      <w:lvlText w:val=""/>
+      <w:lvlJc w:val="left"/>
+    </w:lvl>
+  </w:abstractNum>
+  <w:num w:numId="1" w16cid:durableId="625352465">
+    <w:abstractNumId w:val="0"/>
     <w:lvlOverride w:ilvl="0">
       <w:startOverride w:val="1"/>
     </w:lvlOverride>
@@ -8608,7 +8608,7 @@
     <w:autoRedefine/>
     <w:uiPriority w:val="39"/>
     <w:unhideWhenUsed/>
-    <w:rsid w:val="00475F0E"/>
+    <w:rsid w:val="00696659"/>
     <w:pPr>
       <w:spacing w:after="100"/>
     </w:pPr>

--- a/public/documentos/GOB-06-registro-de-incidentes.docx
+++ b/public/documentos/GOB-06-registro-de-incidentes.docx
@@ -52,7 +52,7 @@
                 <w:noProof/>
               </w:rPr>
               <w:drawing>
-                <wp:inline distT="0" distB="0" distL="0" distR="0" wp14:anchorId="1DEB8DD8" wp14:editId="70AD6085">
+                <wp:inline distT="0" distB="0" distL="0" distR="0" wp14:anchorId="17ECBB81" wp14:editId="6FE2002E">
                   <wp:extent cx="990600" cy="990600"/>
                   <wp:effectExtent l="0" t="0" r="0" b="0"/>
                   <wp:docPr id="1" name="Imagen 1"/>
@@ -171,10 +171,10 @@
                 <w:noProof/>
               </w:rPr>
               <w:drawing>
-                <wp:inline distT="0" distB="0" distL="0" distR="0" wp14:anchorId="465CD257" wp14:editId="71FE2F8A">
+                <wp:inline distT="0" distB="0" distL="0" distR="0" wp14:anchorId="4C2DC704" wp14:editId="1338CA49">
                   <wp:extent cx="800100" cy="800100"/>
                   <wp:effectExtent l="0" t="0" r="0" b="0"/>
-                  <wp:docPr id="376557370" name="Imagen 376557370"/>
+                  <wp:docPr id="382858886" name="Imagen 382858886"/>
                   <wp:cNvGraphicFramePr>
                     <a:graphicFrameLocks xmlns:a="http://schemas.openxmlformats.org/drawingml/2006/main" noChangeAspect="1"/>
                   </wp:cNvGraphicFramePr>
@@ -759,7 +759,7 @@
                 <w:sz w:val="19"/>
                 <w:szCs w:val="19"/>
               </w:rPr>
-              <w:t>GOB-06  ·  Versión 1.0  ·  10/10/2026</w:t>
+              <w:t>GOB-06  ·  Versión 1.1  ·  17/10/2026</w:t>
             </w:r>
           </w:p>
         </w:tc>
@@ -2120,6 +2120,149 @@
           </w:p>
         </w:tc>
       </w:tr>
+      <w:tr>
+        <w:tblPrEx>
+          <w:tblCellMar>
+            <w:top w:w="0" w:type="dxa"/>
+            <w:bottom w:w="0" w:type="dxa"/>
+          </w:tblCellMar>
+        </w:tblPrEx>
+        <w:trPr>
+          <w:cantSplit/>
+        </w:trPr>
+        <w:tc>
+          <w:tcPr>
+            <w:tcW w:w="1054" w:type="dxa"/>
+            <w:tcBorders>
+              <w:top w:val="single" w:sz="4" w:space="0" w:color="B8C2CC"/>
+              <w:left w:val="single" w:sz="4" w:space="0" w:color="B8C2CC"/>
+              <w:bottom w:val="single" w:sz="4" w:space="0" w:color="B8C2CC"/>
+              <w:right w:val="single" w:sz="4" w:space="0" w:color="B8C2CC"/>
+            </w:tcBorders>
+            <w:shd w:val="clear" w:color="auto" w:fill="F5F7FA"/>
+            <w:tcMar>
+              <w:top w:w="55" w:type="dxa"/>
+              <w:left w:w="85" w:type="dxa"/>
+              <w:bottom w:w="55" w:type="dxa"/>
+              <w:right w:w="85" w:type="dxa"/>
+            </w:tcMar>
+            <w:vAlign w:val="center"/>
+          </w:tcPr>
+          <w:p>
+            <w:pPr>
+              <w:spacing w:line="250" w:lineRule="auto"/>
+            </w:pPr>
+            <w:r>
+              <w:rPr>
+                <w:rFonts w:ascii="Arial" w:eastAsia="Arial" w:hAnsi="Arial" w:cs="Arial"/>
+                <w:color w:val="1A1A1A"/>
+                <w:sz w:val="18"/>
+                <w:szCs w:val="18"/>
+              </w:rPr>
+              <w:t>1.1</w:t>
+            </w:r>
+          </w:p>
+        </w:tc>
+        <w:tc>
+          <w:tcPr>
+            <w:tcW w:w="1405" w:type="dxa"/>
+            <w:tcBorders>
+              <w:top w:val="single" w:sz="4" w:space="0" w:color="B8C2CC"/>
+              <w:left w:val="single" w:sz="4" w:space="0" w:color="B8C2CC"/>
+              <w:bottom w:val="single" w:sz="4" w:space="0" w:color="B8C2CC"/>
+              <w:right w:val="single" w:sz="4" w:space="0" w:color="B8C2CC"/>
+            </w:tcBorders>
+            <w:shd w:val="clear" w:color="auto" w:fill="F5F7FA"/>
+            <w:tcMar>
+              <w:top w:w="55" w:type="dxa"/>
+              <w:left w:w="85" w:type="dxa"/>
+              <w:bottom w:w="55" w:type="dxa"/>
+              <w:right w:w="85" w:type="dxa"/>
+            </w:tcMar>
+            <w:vAlign w:val="center"/>
+          </w:tcPr>
+          <w:p>
+            <w:pPr>
+              <w:spacing w:line="250" w:lineRule="auto"/>
+            </w:pPr>
+            <w:r>
+              <w:rPr>
+                <w:rFonts w:ascii="Arial" w:eastAsia="Arial" w:hAnsi="Arial" w:cs="Arial"/>
+                <w:color w:val="1A1A1A"/>
+                <w:sz w:val="18"/>
+                <w:szCs w:val="18"/>
+              </w:rPr>
+              <w:t>17/10/2026</w:t>
+            </w:r>
+          </w:p>
+        </w:tc>
+        <w:tc>
+          <w:tcPr>
+            <w:tcW w:w="4129" w:type="dxa"/>
+            <w:tcBorders>
+              <w:top w:val="single" w:sz="4" w:space="0" w:color="B8C2CC"/>
+              <w:left w:val="single" w:sz="4" w:space="0" w:color="B8C2CC"/>
+              <w:bottom w:val="single" w:sz="4" w:space="0" w:color="B8C2CC"/>
+              <w:right w:val="single" w:sz="4" w:space="0" w:color="B8C2CC"/>
+            </w:tcBorders>
+            <w:shd w:val="clear" w:color="auto" w:fill="F5F7FA"/>
+            <w:tcMar>
+              <w:top w:w="55" w:type="dxa"/>
+              <w:left w:w="85" w:type="dxa"/>
+              <w:bottom w:w="55" w:type="dxa"/>
+              <w:right w:w="85" w:type="dxa"/>
+            </w:tcMar>
+            <w:vAlign w:val="center"/>
+          </w:tcPr>
+          <w:p>
+            <w:pPr>
+              <w:spacing w:line="250" w:lineRule="auto"/>
+            </w:pPr>
+            <w:r>
+              <w:rPr>
+                <w:rFonts w:ascii="Arial" w:eastAsia="Arial" w:hAnsi="Arial" w:cs="Arial"/>
+                <w:color w:val="1A1A1A"/>
+                <w:sz w:val="18"/>
+                <w:szCs w:val="18"/>
+              </w:rPr>
+              <w:t>Se cierran los incidentes IN-03, IN-05 e IN-10 y se actualiza el IN-01.</w:t>
+            </w:r>
+          </w:p>
+        </w:tc>
+        <w:tc>
+          <w:tcPr>
+            <w:tcW w:w="2199" w:type="dxa"/>
+            <w:tcBorders>
+              <w:top w:val="single" w:sz="4" w:space="0" w:color="B8C2CC"/>
+              <w:left w:val="single" w:sz="4" w:space="0" w:color="B8C2CC"/>
+              <w:bottom w:val="single" w:sz="4" w:space="0" w:color="B8C2CC"/>
+              <w:right w:val="single" w:sz="4" w:space="0" w:color="B8C2CC"/>
+            </w:tcBorders>
+            <w:shd w:val="clear" w:color="auto" w:fill="F5F7FA"/>
+            <w:tcMar>
+              <w:top w:w="55" w:type="dxa"/>
+              <w:left w:w="85" w:type="dxa"/>
+              <w:bottom w:w="55" w:type="dxa"/>
+              <w:right w:w="85" w:type="dxa"/>
+            </w:tcMar>
+            <w:vAlign w:val="center"/>
+          </w:tcPr>
+          <w:p>
+            <w:pPr>
+              <w:spacing w:line="250" w:lineRule="auto"/>
+            </w:pPr>
+            <w:r>
+              <w:rPr>
+                <w:rFonts w:ascii="Arial" w:eastAsia="Arial" w:hAnsi="Arial" w:cs="Arial"/>
+                <w:color w:val="1A1A1A"/>
+                <w:sz w:val="18"/>
+                <w:szCs w:val="18"/>
+              </w:rPr>
+              <w:t>Jhostin J. Galarza Camarena</w:t>
+            </w:r>
+          </w:p>
+        </w:tc>
+      </w:tr>
     </w:tbl>
     <w:p>
       <w:pPr>
@@ -2585,7 +2728,7 @@
     <w:sdt>
       <w:sdtPr>
         <w:alias w:val="Contenido"/>
-        <w:id w:val="1367252914"/>
+        <w:id w:val="-913322210"/>
       </w:sdtPr>
       <w:sdtEndPr/>
       <w:sdtContent>
@@ -2611,7 +2754,7 @@
           <w:r>
             <w:fldChar w:fldCharType="separate"/>
           </w:r>
-          <w:hyperlink w:anchor="_Toc243091593" w:history="1">
+          <w:hyperlink w:anchor="_Toc243093406" w:history="1">
             <w:r>
               <w:rPr>
                 <w:rStyle w:val="Hipervnculo"/>
@@ -2635,7 +2778,7 @@
               <w:rPr>
                 <w:noProof/>
               </w:rPr>
-              <w:instrText xml:space="preserve"> PAGEREF _Toc243091593 \h </w:instrText>
+              <w:instrText xml:space="preserve"> PAGEREF _Toc243093406 \h </w:instrText>
             </w:r>
             <w:r>
               <w:rPr>
@@ -2675,7 +2818,7 @@
               <w14:ligatures w14:val="standardContextual"/>
             </w:rPr>
           </w:pPr>
-          <w:hyperlink w:anchor="_Toc243091594" w:history="1">
+          <w:hyperlink w:anchor="_Toc243093407" w:history="1">
             <w:r>
               <w:rPr>
                 <w:rStyle w:val="Hipervnculo"/>
@@ -2699,7 +2842,7 @@
               <w:rPr>
                 <w:noProof/>
               </w:rPr>
-              <w:instrText xml:space="preserve"> PAGEREF _Toc243091594 \h </w:instrText>
+              <w:instrText xml:space="preserve"> PAGEREF _Toc243093407 \h </w:instrText>
             </w:r>
             <w:r>
               <w:rPr>
@@ -2739,7 +2882,7 @@
               <w14:ligatures w14:val="standardContextual"/>
             </w:rPr>
           </w:pPr>
-          <w:hyperlink w:anchor="_Toc243091595" w:history="1">
+          <w:hyperlink w:anchor="_Toc243093408" w:history="1">
             <w:r>
               <w:rPr>
                 <w:rStyle w:val="Hipervnculo"/>
@@ -2763,7 +2906,7 @@
               <w:rPr>
                 <w:noProof/>
               </w:rPr>
-              <w:instrText xml:space="preserve"> PAGEREF _Toc243091595 \h </w:instrText>
+              <w:instrText xml:space="preserve"> PAGEREF _Toc243093408 \h </w:instrText>
             </w:r>
             <w:r>
               <w:rPr>
@@ -2813,7 +2956,7 @@
       <w:pPr>
         <w:pStyle w:val="Ttulo1"/>
       </w:pPr>
-      <w:bookmarkStart w:id="0" w:name="_Toc243091593"/>
+      <w:bookmarkStart w:id="0" w:name="_Toc243093406"/>
       <w:r>
         <w:lastRenderedPageBreak/>
         <w:t>1. Uso del registro</w:t>
@@ -2842,7 +2985,7 @@
       <w:pPr>
         <w:pStyle w:val="Ttulo1"/>
       </w:pPr>
-      <w:bookmarkStart w:id="1" w:name="_Toc243091594"/>
+      <w:bookmarkStart w:id="1" w:name="_Toc243093407"/>
       <w:r>
         <w:t>2. Incidentes registrados</w:t>
       </w:r>
@@ -6640,7 +6783,7 @@
       <w:pPr>
         <w:pStyle w:val="Ttulo1"/>
       </w:pPr>
-      <w:bookmarkStart w:id="2" w:name="_Toc243091595"/>
+      <w:bookmarkStart w:id="2" w:name="_Toc243093408"/>
       <w:r>
         <w:t>3. Resumen</w:t>
       </w:r>
@@ -7778,7 +7921,7 @@
         <w:szCs w:val="16"/>
       </w:rPr>
       <w:tab/>
-      <w:t>GOB-06  ·  v1.0</w:t>
+      <w:t>GOB-06  ·  v1.1</w:t>
     </w:r>
   </w:p>
 </w:hdr>
@@ -7812,7 +7955,7 @@
         <w:szCs w:val="16"/>
       </w:rPr>
       <w:tab/>
-      <w:t>GOB-06  ·  v1.0</w:t>
+      <w:t>GOB-06  ·  v1.1</w:t>
     </w:r>
   </w:p>
 </w:hdr>
@@ -7821,10 +7964,10 @@
 <file path=word/numbering.xml><?xml version="1.0" encoding="utf-8"?>
 <w:numbering xmlns:wpc="http://schemas.microsoft.com/office/word/2010/wordprocessingCanvas" xmlns:cx="http://schemas.microsoft.com/office/drawing/2014/chartex" xmlns:cx1="http://schemas.microsoft.com/office/drawing/2015/9/8/chartex" xmlns:cx2="http://schemas.microsoft.com/office/drawing/2015/10/21/chartex" xmlns:cx3="http://schemas.microsoft.com/office/drawing/2016/5/9/chartex" xmlns:cx4="http://schemas.microsoft.com/office/drawing/2016/5/10/chartex" xmlns:cx5="http://schemas.microsoft.com/office/drawing/2016/5/11/chartex" xmlns:cx6="http://schemas.microsoft.com/office/drawing/2016/5/12/chartex" xmlns:cx7="http://schemas.microsoft.com/office/drawing/2016/5/13/chartex" xmlns:cx8="http://schemas.microsoft.com/office/drawing/2016/5/14/chartex" xmlns:mc="http://schemas.openxmlformats.org/markup-compatibility/2006" xmlns:aink="http://schemas.microsoft.com/office/drawing/2016/ink" xmlns:am3d="http://schemas.microsoft.com/office/drawing/2017/model3d" xmlns:o="urn:schemas-microsoft-com:office:office" xmlns:oel="http://schemas.microsoft.com/office/2019/extlst" xmlns:r="http://schemas.openxmlformats.org/officeDocument/2006/relationships" xmlns:m="http://schemas.openxmlformats.org/officeDocument/2006/math" xmlns:v="urn:schemas-microsoft-com:vml" xmlns:wp14="http://schemas.microsoft.com/office/word/2010/wordprocessingDrawing" xmlns:wp="http://schemas.openxmlformats.org/drawingml/2006/wordprocessingDrawing" xmlns:w10="urn:schemas-microsoft-com:office:word" xmlns:w="http://schemas.openxmlformats.org/wordprocessingml/2006/main" xmlns:w14="http://schemas.microsoft.com/office/word/2010/wordml" xmlns:w15="http://schemas.microsoft.com/office/word/2012/wordml" xmlns:w16cex="http://schemas.microsoft.com/office/word/2018/wordml/cex" xmlns:w16cid="http://schemas.microsoft.com/office/word/2016/wordml/cid" xmlns:w16="http://schemas.microsoft.com/office/word/2018/wordml" xmlns:w16du="http://schemas.microsoft.com/office/word/2023/wordml/word16du" xmlns:w16sdtdh="http://schemas.microsoft.com/office/word/2020/wordml/sdtdatahash" xmlns:w16sdtfl="http://schemas.microsoft.com/office/word/2024/wordml/sdtformatlock" xmlns:w16se="http://schemas.microsoft.com/office/word/2015/wordml/symex" xmlns:wpg="http://schemas.microsoft.com/office/word/2010/wordprocessingGroup" xmlns:wpi="http://schemas.microsoft.com/office/word/2010/wordprocessingInk" xmlns:wne="http://schemas.microsoft.com/office/word/2006/wordml" xmlns:wps="http://schemas.microsoft.com/office/word/2010/wordprocessingShape" mc:Ignorable="w14 w15 w16se w16cid w16 w16cex w16sdtdh w16sdtfl w16du wp14">
   <w:abstractNum w:abstractNumId="0" w15:restartNumberingAfterBreak="0">
-    <w:nsid w:val="17705A44"/>
+    <w:nsid w:val="604806A6"/>
     <w:multiLevelType w:val="hybridMultilevel"/>
-    <w:tmpl w:val="6666BCA8"/>
-    <w:lvl w:ilvl="0" w:tplc="29FAE24E">
+    <w:tmpl w:val="646055C2"/>
+    <w:lvl w:ilvl="0" w:tplc="82348D12">
       <w:start w:val="1"/>
       <w:numFmt w:val="bullet"/>
       <w:lvlText w:val="●"/>
@@ -7833,7 +7976,7 @@
         <w:ind w:left="720" w:hanging="360"/>
       </w:pPr>
     </w:lvl>
-    <w:lvl w:ilvl="1" w:tplc="57107BD4">
+    <w:lvl w:ilvl="1" w:tplc="7DBC3D44">
       <w:start w:val="1"/>
       <w:numFmt w:val="bullet"/>
       <w:lvlText w:val="○"/>
@@ -7842,7 +7985,7 @@
         <w:ind w:left="1440" w:hanging="360"/>
       </w:pPr>
     </w:lvl>
-    <w:lvl w:ilvl="2" w:tplc="EB7A5B10">
+    <w:lvl w:ilvl="2" w:tplc="D458EBA8">
       <w:start w:val="1"/>
       <w:numFmt w:val="bullet"/>
       <w:lvlText w:val="■"/>
@@ -7851,7 +7994,7 @@
         <w:ind w:left="2160" w:hanging="360"/>
       </w:pPr>
     </w:lvl>
-    <w:lvl w:ilvl="3" w:tplc="09A2D71A">
+    <w:lvl w:ilvl="3" w:tplc="1B92FA96">
       <w:start w:val="1"/>
       <w:numFmt w:val="bullet"/>
       <w:lvlText w:val="●"/>
@@ -7860,7 +8003,7 @@
         <w:ind w:left="2880" w:hanging="360"/>
       </w:pPr>
     </w:lvl>
-    <w:lvl w:ilvl="4" w:tplc="7D1C280C">
+    <w:lvl w:ilvl="4" w:tplc="E8E2EC94">
       <w:start w:val="1"/>
       <w:numFmt w:val="bullet"/>
       <w:lvlText w:val="○"/>
@@ -7869,7 +8012,7 @@
         <w:ind w:left="3600" w:hanging="360"/>
       </w:pPr>
     </w:lvl>
-    <w:lvl w:ilvl="5" w:tplc="D4FA1528">
+    <w:lvl w:ilvl="5" w:tplc="6F30DBEE">
       <w:start w:val="1"/>
       <w:numFmt w:val="bullet"/>
       <w:lvlText w:val="■"/>
@@ -7878,7 +8021,7 @@
         <w:ind w:left="4320" w:hanging="360"/>
       </w:pPr>
     </w:lvl>
-    <w:lvl w:ilvl="6" w:tplc="F75C0DB2">
+    <w:lvl w:ilvl="6" w:tplc="D5B4FCBE">
       <w:start w:val="1"/>
       <w:numFmt w:val="bullet"/>
       <w:lvlText w:val="●"/>
@@ -7887,7 +8030,7 @@
         <w:ind w:left="5040" w:hanging="360"/>
       </w:pPr>
     </w:lvl>
-    <w:lvl w:ilvl="7" w:tplc="E818860C">
+    <w:lvl w:ilvl="7" w:tplc="929E2754">
       <w:start w:val="1"/>
       <w:numFmt w:val="bullet"/>
       <w:lvlText w:val="●"/>
@@ -7896,7 +8039,7 @@
         <w:ind w:left="5760" w:hanging="360"/>
       </w:pPr>
     </w:lvl>
-    <w:lvl w:ilvl="8" w:tplc="07A6B704">
+    <w:lvl w:ilvl="8" w:tplc="3BF22332">
       <w:start w:val="1"/>
       <w:numFmt w:val="bullet"/>
       <w:lvlText w:val="●"/>
@@ -7907,10 +8050,10 @@
     </w:lvl>
   </w:abstractNum>
   <w:abstractNum w:abstractNumId="1" w15:restartNumberingAfterBreak="0">
-    <w:nsid w:val="43C76492"/>
+    <w:nsid w:val="60BF5C8D"/>
     <w:multiLevelType w:val="hybridMultilevel"/>
-    <w:tmpl w:val="176ABDF6"/>
-    <w:lvl w:ilvl="0" w:tplc="03682D44">
+    <w:tmpl w:val="CC3A5850"/>
+    <w:lvl w:ilvl="0" w:tplc="6BA87CD2">
       <w:start w:val="1"/>
       <w:numFmt w:val="bullet"/>
       <w:lvlText w:val="•"/>
@@ -7919,52 +8062,52 @@
         <w:ind w:left="560" w:hanging="280"/>
       </w:pPr>
     </w:lvl>
-    <w:lvl w:ilvl="1" w:tplc="FB6A99BA">
+    <w:lvl w:ilvl="1" w:tplc="2022334A">
       <w:numFmt w:val="decimal"/>
       <w:lvlText w:val=""/>
       <w:lvlJc w:val="left"/>
     </w:lvl>
-    <w:lvl w:ilvl="2" w:tplc="01D6ABC4">
+    <w:lvl w:ilvl="2" w:tplc="EB2C9460">
       <w:numFmt w:val="decimal"/>
       <w:lvlText w:val=""/>
       <w:lvlJc w:val="left"/>
     </w:lvl>
-    <w:lvl w:ilvl="3" w:tplc="031E043C">
+    <w:lvl w:ilvl="3" w:tplc="B5FAB8DC">
       <w:numFmt w:val="decimal"/>
       <w:lvlText w:val=""/>
       <w:lvlJc w:val="left"/>
     </w:lvl>
-    <w:lvl w:ilvl="4" w:tplc="E5685DEA">
+    <w:lvl w:ilvl="4" w:tplc="83B65948">
       <w:numFmt w:val="decimal"/>
       <w:lvlText w:val=""/>
       <w:lvlJc w:val="left"/>
     </w:lvl>
-    <w:lvl w:ilvl="5" w:tplc="63A4EE4C">
+    <w:lvl w:ilvl="5" w:tplc="B328A6FE">
       <w:numFmt w:val="decimal"/>
       <w:lvlText w:val=""/>
       <w:lvlJc w:val="left"/>
     </w:lvl>
-    <w:lvl w:ilvl="6" w:tplc="6F32543A">
+    <w:lvl w:ilvl="6" w:tplc="F132A2DA">
       <w:numFmt w:val="decimal"/>
       <w:lvlText w:val=""/>
       <w:lvlJc w:val="left"/>
     </w:lvl>
-    <w:lvl w:ilvl="7" w:tplc="92D6AD2E">
+    <w:lvl w:ilvl="7" w:tplc="242E7956">
       <w:numFmt w:val="decimal"/>
       <w:lvlText w:val=""/>
       <w:lvlJc w:val="left"/>
     </w:lvl>
-    <w:lvl w:ilvl="8" w:tplc="6B1812F4">
+    <w:lvl w:ilvl="8" w:tplc="7D84D7A4">
       <w:numFmt w:val="decimal"/>
       <w:lvlText w:val=""/>
       <w:lvlJc w:val="left"/>
     </w:lvl>
   </w:abstractNum>
   <w:abstractNum w:abstractNumId="2" w15:restartNumberingAfterBreak="0">
-    <w:nsid w:val="5D1F3867"/>
+    <w:nsid w:val="7A2B16AA"/>
     <w:multiLevelType w:val="hybridMultilevel"/>
-    <w:tmpl w:val="2A5691AE"/>
-    <w:lvl w:ilvl="0" w:tplc="22380D96">
+    <w:tmpl w:val="567663FC"/>
+    <w:lvl w:ilvl="0" w:tplc="1548E8A6">
       <w:start w:val="1"/>
       <w:numFmt w:val="decimal"/>
       <w:lvlText w:val="%1."/>
@@ -7973,48 +8116,48 @@
         <w:ind w:left="560" w:hanging="340"/>
       </w:pPr>
     </w:lvl>
-    <w:lvl w:ilvl="1" w:tplc="95FA2330">
+    <w:lvl w:ilvl="1" w:tplc="E9A01EF0">
       <w:numFmt w:val="decimal"/>
       <w:lvlText w:val=""/>
       <w:lvlJc w:val="left"/>
     </w:lvl>
-    <w:lvl w:ilvl="2" w:tplc="5380AAF0">
+    <w:lvl w:ilvl="2" w:tplc="373AF854">
       <w:numFmt w:val="decimal"/>
       <w:lvlText w:val=""/>
       <w:lvlJc w:val="left"/>
     </w:lvl>
-    <w:lvl w:ilvl="3" w:tplc="632C27F4">
+    <w:lvl w:ilvl="3" w:tplc="474472B4">
       <w:numFmt w:val="decimal"/>
       <w:lvlText w:val=""/>
       <w:lvlJc w:val="left"/>
     </w:lvl>
-    <w:lvl w:ilvl="4" w:tplc="1DE05BEE">
+    <w:lvl w:ilvl="4" w:tplc="C0A4CDE0">
       <w:numFmt w:val="decimal"/>
       <w:lvlText w:val=""/>
       <w:lvlJc w:val="left"/>
     </w:lvl>
-    <w:lvl w:ilvl="5" w:tplc="2F70411A">
+    <w:lvl w:ilvl="5" w:tplc="C60C484C">
       <w:numFmt w:val="decimal"/>
       <w:lvlText w:val=""/>
       <w:lvlJc w:val="left"/>
     </w:lvl>
-    <w:lvl w:ilvl="6" w:tplc="138406B8">
+    <w:lvl w:ilvl="6" w:tplc="F51A96A0">
       <w:numFmt w:val="decimal"/>
       <w:lvlText w:val=""/>
       <w:lvlJc w:val="left"/>
     </w:lvl>
-    <w:lvl w:ilvl="7" w:tplc="1C9E4552">
+    <w:lvl w:ilvl="7" w:tplc="19321A20">
       <w:numFmt w:val="decimal"/>
       <w:lvlText w:val=""/>
       <w:lvlJc w:val="left"/>
     </w:lvl>
-    <w:lvl w:ilvl="8" w:tplc="B95EE68C">
+    <w:lvl w:ilvl="8" w:tplc="844CB8F0">
       <w:numFmt w:val="decimal"/>
       <w:lvlText w:val=""/>
       <w:lvlJc w:val="left"/>
     </w:lvl>
   </w:abstractNum>
-  <w:num w:numId="1" w16cid:durableId="625352465">
+  <w:num w:numId="1" w16cid:durableId="1786196358">
     <w:abstractNumId w:val="0"/>
     <w:lvlOverride w:ilvl="0">
       <w:startOverride w:val="1"/>
@@ -8608,7 +8751,7 @@
     <w:autoRedefine/>
     <w:uiPriority w:val="39"/>
     <w:unhideWhenUsed/>
-    <w:rsid w:val="00696659"/>
+    <w:rsid w:val="003E7865"/>
     <w:pPr>
       <w:spacing w:after="100"/>
     </w:pPr>
